--- a/lessons/6-5/downloads/reveal/teacher/6.5-homework-packet-level-1.docx
+++ b/lessons/6-5/downloads/reveal/teacher/6.5-homework-packet-level-1.docx
@@ -78,14 +78,15 @@
           <w:caps/>
           <w:color w:val="003A70"/>
           <w:spacing w:val="12"/>
-          <w:sz w:val="21"/>
+          <w:sz w:val="22"/>
           <w:szCs w:val="21"/>
         </w:rPr>
-        <w:t xml:space="preserve">Lesson 6-5  ·  Homework Packet  ·  Level 1  ·  Sheet 1 of 2</w:t>
+        <w:t xml:space="preserve">Lesson 6-5  ·  Homework Packet  ·  Supported  ·  Session 1 · pages 1–2</w:t>
       </w:r>
     </w:p>
     <w:p>
       <w:pPr>
+        <w:pStyle w:val="Heading1"/>
         <w:keepNext/>
         <w:spacing w:before="0" w:after="10" w:line="240" w:lineRule="auto"/>
       </w:pPr>
@@ -111,7 +112,7 @@
         <w:rPr>
           <w:rFonts w:ascii="Avenir Next" w:hAnsi="Avenir Next" w:cs="Avenir Next" w:eastAsia="Avenir Next"/>
           <w:color w:val="5A5F66"/>
-          <w:sz w:val="17"/>
+          <w:sz w:val="22"/>
           <w:szCs w:val="17"/>
         </w:rPr>
         <w:t xml:space="preserve">Maryland Standard 6.EE.A.2a   ·   Learning target — I can write an algebraic expression that uses a variable for an unknown amount.</w:t>
@@ -158,6 +159,7 @@
           </w:tcPr>
           <w:p>
             <w:pPr>
+              <w:pStyle w:val="Heading2"/>
               <w:spacing w:before="0" w:after="40" w:line="264" w:lineRule="auto"/>
             </w:pPr>
             <w:r>
@@ -185,25 +187,25 @@
                 <w:rFonts w:ascii="Avenir Next" w:hAnsi="Avenir Next" w:cs="Avenir Next" w:eastAsia="Avenir Next"/>
                 <w:b/>
                 <w:color w:val="003A70"/>
+                <w:sz w:val="22"/>
+                <w:szCs w:val="18"/>
+              </w:rPr>
+              <w:t xml:space="preserve">•</w:t>
+            </w:r>
+            <w:r>
+              <w:rPr>
+                <w:rFonts w:ascii="Avenir Next" w:hAnsi="Avenir Next" w:cs="Avenir Next" w:eastAsia="Avenir Next"/>
+                <w:color w:val="1A1A1A"/>
                 <w:sz w:val="18"/>
                 <w:szCs w:val="18"/>
               </w:rPr>
-              <w:t xml:space="preserve">•</w:t>
-            </w:r>
-            <w:r>
-              <w:rPr>
-                <w:rFonts w:ascii="Avenir Next" w:hAnsi="Avenir Next" w:cs="Avenir Next" w:eastAsia="Avenir Next"/>
-                <w:color w:val="1A1A1A"/>
-                <w:sz w:val="18"/>
-                <w:szCs w:val="18"/>
-              </w:rPr>
               <w:tab/>
             </w:r>
             <w:r>
               <w:rPr>
                 <w:rFonts w:ascii="Avenir Next" w:hAnsi="Avenir Next" w:cs="Avenir Next" w:eastAsia="Avenir Next"/>
                 <w:color w:val="1A1A1A"/>
-                <w:sz w:val="18"/>
+                <w:sz w:val="22"/>
                 <w:szCs w:val="18"/>
               </w:rPr>
               <w:t xml:space="preserve">A </w:t>
@@ -213,7 +215,7 @@
                 <w:rFonts w:ascii="Avenir Next" w:hAnsi="Avenir Next" w:cs="Avenir Next" w:eastAsia="Avenir Next"/>
                 <w:b/>
                 <w:color w:val="1A1A1A"/>
-                <w:sz w:val="18"/>
+                <w:sz w:val="22"/>
                 <w:szCs w:val="18"/>
               </w:rPr>
               <w:t xml:space="preserve">variable</w:t>
@@ -222,7 +224,7 @@
               <w:rPr>
                 <w:rFonts w:ascii="Avenir Next" w:hAnsi="Avenir Next" w:cs="Avenir Next" w:eastAsia="Avenir Next"/>
                 <w:color w:val="1A1A1A"/>
-                <w:sz w:val="18"/>
+                <w:sz w:val="22"/>
                 <w:szCs w:val="18"/>
               </w:rPr>
               <w:t xml:space="preserve"> is a letter that stands for an unknown amount. 5</w:t>
@@ -232,7 +234,7 @@
                 <w:rFonts w:ascii="Avenir Next" w:hAnsi="Avenir Next" w:cs="Avenir Next" w:eastAsia="Avenir Next"/>
                 <w:i/>
                 <w:color w:val="1A1A1A"/>
-                <w:sz w:val="18"/>
+                <w:sz w:val="22"/>
                 <w:szCs w:val="18"/>
               </w:rPr>
               <w:t xml:space="preserve">n</w:t>
@@ -241,7 +243,7 @@
               <w:rPr>
                 <w:rFonts w:ascii="Avenir Next" w:hAnsi="Avenir Next" w:cs="Avenir Next" w:eastAsia="Avenir Next"/>
                 <w:color w:val="1A1A1A"/>
-                <w:sz w:val="18"/>
+                <w:sz w:val="22"/>
                 <w:szCs w:val="18"/>
               </w:rPr>
               <w:t xml:space="preserve"> means 5 × </w:t>
@@ -251,7 +253,7 @@
                 <w:rFonts w:ascii="Avenir Next" w:hAnsi="Avenir Next" w:cs="Avenir Next" w:eastAsia="Avenir Next"/>
                 <w:i/>
                 <w:color w:val="1A1A1A"/>
-                <w:sz w:val="18"/>
+                <w:sz w:val="22"/>
                 <w:szCs w:val="18"/>
               </w:rPr>
               <w:t xml:space="preserve">n</w:t>
@@ -260,7 +262,7 @@
               <w:rPr>
                 <w:rFonts w:ascii="Avenir Next" w:hAnsi="Avenir Next" w:cs="Avenir Next" w:eastAsia="Avenir Next"/>
                 <w:color w:val="1A1A1A"/>
-                <w:sz w:val="18"/>
+                <w:sz w:val="22"/>
                 <w:szCs w:val="18"/>
               </w:rPr>
               <w:t xml:space="preserve">.</w:t>
@@ -279,25 +281,25 @@
                 <w:rFonts w:ascii="Avenir Next" w:hAnsi="Avenir Next" w:cs="Avenir Next" w:eastAsia="Avenir Next"/>
                 <w:b/>
                 <w:color w:val="003A70"/>
+                <w:sz w:val="22"/>
+                <w:szCs w:val="18"/>
+              </w:rPr>
+              <w:t xml:space="preserve">•</w:t>
+            </w:r>
+            <w:r>
+              <w:rPr>
+                <w:rFonts w:ascii="Avenir Next" w:hAnsi="Avenir Next" w:cs="Avenir Next" w:eastAsia="Avenir Next"/>
+                <w:color w:val="1A1A1A"/>
                 <w:sz w:val="18"/>
                 <w:szCs w:val="18"/>
               </w:rPr>
-              <w:t xml:space="preserve">•</w:t>
-            </w:r>
-            <w:r>
-              <w:rPr>
-                <w:rFonts w:ascii="Avenir Next" w:hAnsi="Avenir Next" w:cs="Avenir Next" w:eastAsia="Avenir Next"/>
-                <w:color w:val="1A1A1A"/>
-                <w:sz w:val="18"/>
-                <w:szCs w:val="18"/>
-              </w:rPr>
               <w:tab/>
             </w:r>
             <w:r>
               <w:rPr>
                 <w:rFonts w:ascii="Avenir Next" w:hAnsi="Avenir Next" w:cs="Avenir Next" w:eastAsia="Avenir Next"/>
                 <w:color w:val="1A1A1A"/>
-                <w:sz w:val="18"/>
+                <w:sz w:val="22"/>
                 <w:szCs w:val="18"/>
               </w:rPr>
               <w:t xml:space="preserve">In 5</w:t>
@@ -307,7 +309,7 @@
                 <w:rFonts w:ascii="Avenir Next" w:hAnsi="Avenir Next" w:cs="Avenir Next" w:eastAsia="Avenir Next"/>
                 <w:i/>
                 <w:color w:val="1A1A1A"/>
-                <w:sz w:val="18"/>
+                <w:sz w:val="22"/>
                 <w:szCs w:val="18"/>
               </w:rPr>
               <w:t xml:space="preserve">n</w:t>
@@ -316,7 +318,7 @@
               <w:rPr>
                 <w:rFonts w:ascii="Avenir Next" w:hAnsi="Avenir Next" w:cs="Avenir Next" w:eastAsia="Avenir Next"/>
                 <w:color w:val="1A1A1A"/>
-                <w:sz w:val="18"/>
+                <w:sz w:val="22"/>
                 <w:szCs w:val="18"/>
               </w:rPr>
               <w:t xml:space="preserve"> + 12, 5 is the </w:t>
@@ -326,7 +328,7 @@
                 <w:rFonts w:ascii="Avenir Next" w:hAnsi="Avenir Next" w:cs="Avenir Next" w:eastAsia="Avenir Next"/>
                 <w:b/>
                 <w:color w:val="1A1A1A"/>
-                <w:sz w:val="18"/>
+                <w:sz w:val="22"/>
                 <w:szCs w:val="18"/>
               </w:rPr>
               <w:t xml:space="preserve">coefficient</w:t>
@@ -335,7 +337,7 @@
               <w:rPr>
                 <w:rFonts w:ascii="Avenir Next" w:hAnsi="Avenir Next" w:cs="Avenir Next" w:eastAsia="Avenir Next"/>
                 <w:color w:val="1A1A1A"/>
-                <w:sz w:val="18"/>
+                <w:sz w:val="22"/>
                 <w:szCs w:val="18"/>
               </w:rPr>
               <w:t xml:space="preserve"> and 12 is the </w:t>
@@ -345,7 +347,7 @@
                 <w:rFonts w:ascii="Avenir Next" w:hAnsi="Avenir Next" w:cs="Avenir Next" w:eastAsia="Avenir Next"/>
                 <w:b/>
                 <w:color w:val="1A1A1A"/>
-                <w:sz w:val="18"/>
+                <w:sz w:val="22"/>
                 <w:szCs w:val="18"/>
               </w:rPr>
               <w:t xml:space="preserve">constant</w:t>
@@ -354,7 +356,7 @@
               <w:rPr>
                 <w:rFonts w:ascii="Avenir Next" w:hAnsi="Avenir Next" w:cs="Avenir Next" w:eastAsia="Avenir Next"/>
                 <w:color w:val="1A1A1A"/>
-                <w:sz w:val="18"/>
+                <w:sz w:val="22"/>
                 <w:szCs w:val="18"/>
               </w:rPr>
               <w:t xml:space="preserve">.</w:t>
@@ -373,25 +375,25 @@
                 <w:rFonts w:ascii="Avenir Next" w:hAnsi="Avenir Next" w:cs="Avenir Next" w:eastAsia="Avenir Next"/>
                 <w:b/>
                 <w:color w:val="003A70"/>
+                <w:sz w:val="22"/>
+                <w:szCs w:val="18"/>
+              </w:rPr>
+              <w:t xml:space="preserve">•</w:t>
+            </w:r>
+            <w:r>
+              <w:rPr>
+                <w:rFonts w:ascii="Avenir Next" w:hAnsi="Avenir Next" w:cs="Avenir Next" w:eastAsia="Avenir Next"/>
+                <w:color w:val="1A1A1A"/>
                 <w:sz w:val="18"/>
                 <w:szCs w:val="18"/>
               </w:rPr>
-              <w:t xml:space="preserve">•</w:t>
-            </w:r>
-            <w:r>
-              <w:rPr>
-                <w:rFonts w:ascii="Avenir Next" w:hAnsi="Avenir Next" w:cs="Avenir Next" w:eastAsia="Avenir Next"/>
-                <w:color w:val="1A1A1A"/>
-                <w:sz w:val="18"/>
-                <w:szCs w:val="18"/>
-              </w:rPr>
               <w:tab/>
             </w:r>
             <w:r>
               <w:rPr>
                 <w:rFonts w:ascii="Avenir Next" w:hAnsi="Avenir Next" w:cs="Avenir Next" w:eastAsia="Avenir Next"/>
                 <w:color w:val="1A1A1A"/>
-                <w:sz w:val="18"/>
+                <w:sz w:val="22"/>
                 <w:szCs w:val="18"/>
               </w:rPr>
               <w:t xml:space="preserve">Order matters: “4 less than </w:t>
@@ -401,7 +403,7 @@
                 <w:rFonts w:ascii="Avenir Next" w:hAnsi="Avenir Next" w:cs="Avenir Next" w:eastAsia="Avenir Next"/>
                 <w:i/>
                 <w:color w:val="1A1A1A"/>
-                <w:sz w:val="18"/>
+                <w:sz w:val="22"/>
                 <w:szCs w:val="18"/>
               </w:rPr>
               <w:t xml:space="preserve">x</w:t>
@@ -410,7 +412,7 @@
               <w:rPr>
                 <w:rFonts w:ascii="Avenir Next" w:hAnsi="Avenir Next" w:cs="Avenir Next" w:eastAsia="Avenir Next"/>
                 <w:color w:val="1A1A1A"/>
-                <w:sz w:val="18"/>
+                <w:sz w:val="22"/>
                 <w:szCs w:val="18"/>
               </w:rPr>
               <w:t xml:space="preserve">” is </w:t>
@@ -420,7 +422,7 @@
                 <w:rFonts w:ascii="Avenir Next" w:hAnsi="Avenir Next" w:cs="Avenir Next" w:eastAsia="Avenir Next"/>
                 <w:i/>
                 <w:color w:val="1A1A1A"/>
-                <w:sz w:val="18"/>
+                <w:sz w:val="22"/>
                 <w:szCs w:val="18"/>
               </w:rPr>
               <w:t xml:space="preserve">x</w:t>
@@ -429,7 +431,7 @@
               <w:rPr>
                 <w:rFonts w:ascii="Avenir Next" w:hAnsi="Avenir Next" w:cs="Avenir Next" w:eastAsia="Avenir Next"/>
                 <w:color w:val="1A1A1A"/>
-                <w:sz w:val="18"/>
+                <w:sz w:val="22"/>
                 <w:szCs w:val="18"/>
               </w:rPr>
               <w:t xml:space="preserve"> − 4. An amount that repeats goes with the variable.</w:t>
@@ -444,6 +446,7 @@
           </w:tcPr>
           <w:p>
             <w:pPr>
+              <w:pStyle w:val="Heading2"/>
               <w:spacing w:before="0" w:after="40" w:line="264" w:lineRule="auto"/>
             </w:pPr>
             <w:r>
@@ -466,7 +469,7 @@
               <w:rPr>
                 <w:rFonts w:ascii="Avenir Next" w:hAnsi="Avenir Next" w:cs="Avenir Next" w:eastAsia="Avenir Next"/>
                 <w:color w:val="1A1A1A"/>
-                <w:sz w:val="17"/>
+                <w:sz w:val="22"/>
                 <w:szCs w:val="17"/>
               </w:rPr>
               <w:t xml:space="preserve">Bowling costs $5 per game plus $4 for shoes. Write an expression for the cost of </w:t>
@@ -476,7 +479,7 @@
                 <w:rFonts w:ascii="Avenir Next" w:hAnsi="Avenir Next" w:cs="Avenir Next" w:eastAsia="Avenir Next"/>
                 <w:i/>
                 <w:color w:val="1A1A1A"/>
-                <w:sz w:val="17"/>
+                <w:sz w:val="22"/>
                 <w:szCs w:val="17"/>
               </w:rPr>
               <w:t xml:space="preserve">g</w:t>
@@ -485,7 +488,7 @@
               <w:rPr>
                 <w:rFonts w:ascii="Avenir Next" w:hAnsi="Avenir Next" w:cs="Avenir Next" w:eastAsia="Avenir Next"/>
                 <w:color w:val="1A1A1A"/>
-                <w:sz w:val="17"/>
+                <w:sz w:val="22"/>
                 <w:szCs w:val="17"/>
               </w:rPr>
               <w:t xml:space="preserve"> games.</w:t>
@@ -504,27 +507,27 @@
                 <w:rFonts w:ascii="Avenir Next" w:hAnsi="Avenir Next" w:cs="Avenir Next" w:eastAsia="Avenir Next"/>
                 <w:b/>
                 <w:color w:val="003A70"/>
+                <w:sz w:val="22"/>
+                <w:szCs w:val="17"/>
+              </w:rPr>
+              <w:t xml:space="preserve">Step 1</w:t>
+            </w:r>
+            <w:r>
+              <w:rPr>
+                <w:rFonts w:ascii="Avenir Next" w:hAnsi="Avenir Next" w:cs="Avenir Next" w:eastAsia="Avenir Next"/>
+                <w:color w:val="1A1A1A"/>
                 <w:sz w:val="17"/>
                 <w:szCs w:val="17"/>
               </w:rPr>
-              <w:t xml:space="preserve">Step 1</w:t>
-            </w:r>
-            <w:r>
-              <w:rPr>
-                <w:rFonts w:ascii="Avenir Next" w:hAnsi="Avenir Next" w:cs="Avenir Next" w:eastAsia="Avenir Next"/>
-                <w:color w:val="1A1A1A"/>
-                <w:sz w:val="17"/>
+              <w:tab/>
+            </w:r>
+            <w:r>
+              <w:rPr>
+                <w:rFonts w:ascii="Avenir Next" w:hAnsi="Avenir Next" w:cs="Avenir Next" w:eastAsia="Avenir Next"/>
+                <w:color w:val="1A1A1A"/>
+                <w:sz w:val="22"/>
                 <w:szCs w:val="17"/>
               </w:rPr>
-              <w:tab/>
-            </w:r>
-            <w:r>
-              <w:rPr>
-                <w:rFonts w:ascii="Avenir Next" w:hAnsi="Avenir Next" w:cs="Avenir Next" w:eastAsia="Avenir Next"/>
-                <w:color w:val="1A1A1A"/>
-                <w:sz w:val="17"/>
-                <w:szCs w:val="17"/>
-              </w:rPr>
               <w:t xml:space="preserve">Part that repeats: $5 for each game, 5</w:t>
             </w:r>
             <w:r>
@@ -532,7 +535,7 @@
                 <w:rFonts w:ascii="Avenir Next" w:hAnsi="Avenir Next" w:cs="Avenir Next" w:eastAsia="Avenir Next"/>
                 <w:i/>
                 <w:color w:val="1A1A1A"/>
-                <w:sz w:val="17"/>
+                <w:sz w:val="22"/>
                 <w:szCs w:val="17"/>
               </w:rPr>
               <w:t xml:space="preserve">g</w:t>
@@ -551,25 +554,25 @@
                 <w:rFonts w:ascii="Avenir Next" w:hAnsi="Avenir Next" w:cs="Avenir Next" w:eastAsia="Avenir Next"/>
                 <w:b/>
                 <w:color w:val="003A70"/>
+                <w:sz w:val="22"/>
+                <w:szCs w:val="17"/>
+              </w:rPr>
+              <w:t xml:space="preserve">Step 2</w:t>
+            </w:r>
+            <w:r>
+              <w:rPr>
+                <w:rFonts w:ascii="Avenir Next" w:hAnsi="Avenir Next" w:cs="Avenir Next" w:eastAsia="Avenir Next"/>
+                <w:color w:val="1A1A1A"/>
                 <w:sz w:val="17"/>
                 <w:szCs w:val="17"/>
               </w:rPr>
-              <w:t xml:space="preserve">Step 2</w:t>
-            </w:r>
-            <w:r>
-              <w:rPr>
-                <w:rFonts w:ascii="Avenir Next" w:hAnsi="Avenir Next" w:cs="Avenir Next" w:eastAsia="Avenir Next"/>
-                <w:color w:val="1A1A1A"/>
-                <w:sz w:val="17"/>
-                <w:szCs w:val="17"/>
-              </w:rPr>
               <w:tab/>
             </w:r>
             <w:r>
               <w:rPr>
                 <w:rFonts w:ascii="Avenir Next" w:hAnsi="Avenir Next" w:cs="Avenir Next" w:eastAsia="Avenir Next"/>
                 <w:color w:val="1A1A1A"/>
-                <w:sz w:val="17"/>
+                <w:sz w:val="22"/>
                 <w:szCs w:val="17"/>
               </w:rPr>
               <w:t xml:space="preserve">One-time part: 4</w:t>
@@ -588,44 +591,44 @@
                 <w:rFonts w:ascii="Avenir Next" w:hAnsi="Avenir Next" w:cs="Avenir Next" w:eastAsia="Avenir Next"/>
                 <w:b/>
                 <w:color w:val="003A70"/>
+                <w:sz w:val="22"/>
+                <w:szCs w:val="17"/>
+              </w:rPr>
+              <w:t xml:space="preserve">Step 3</w:t>
+            </w:r>
+            <w:r>
+              <w:rPr>
+                <w:rFonts w:ascii="Avenir Next" w:hAnsi="Avenir Next" w:cs="Avenir Next" w:eastAsia="Avenir Next"/>
+                <w:color w:val="1A1A1A"/>
                 <w:sz w:val="17"/>
                 <w:szCs w:val="17"/>
               </w:rPr>
-              <w:t xml:space="preserve">Step 3</w:t>
-            </w:r>
-            <w:r>
-              <w:rPr>
-                <w:rFonts w:ascii="Avenir Next" w:hAnsi="Avenir Next" w:cs="Avenir Next" w:eastAsia="Avenir Next"/>
-                <w:color w:val="1A1A1A"/>
-                <w:sz w:val="17"/>
+              <w:tab/>
+            </w:r>
+            <w:r>
+              <w:rPr>
+                <w:rFonts w:ascii="Avenir Next" w:hAnsi="Avenir Next" w:cs="Avenir Next" w:eastAsia="Avenir Next"/>
+                <w:color w:val="1A1A1A"/>
+                <w:sz w:val="22"/>
                 <w:szCs w:val="17"/>
               </w:rPr>
-              <w:tab/>
-            </w:r>
-            <w:r>
-              <w:rPr>
-                <w:rFonts w:ascii="Avenir Next" w:hAnsi="Avenir Next" w:cs="Avenir Next" w:eastAsia="Avenir Next"/>
-                <w:color w:val="1A1A1A"/>
-                <w:sz w:val="17"/>
+              <w:t xml:space="preserve">Join them: 5</w:t>
+            </w:r>
+            <w:r>
+              <w:rPr>
+                <w:rFonts w:ascii="Avenir Next" w:hAnsi="Avenir Next" w:cs="Avenir Next" w:eastAsia="Avenir Next"/>
+                <w:i/>
+                <w:color w:val="1A1A1A"/>
+                <w:sz w:val="22"/>
                 <w:szCs w:val="17"/>
               </w:rPr>
-              <w:t xml:space="preserve">Join them: 5</w:t>
-            </w:r>
-            <w:r>
-              <w:rPr>
-                <w:rFonts w:ascii="Avenir Next" w:hAnsi="Avenir Next" w:cs="Avenir Next" w:eastAsia="Avenir Next"/>
-                <w:i/>
-                <w:color w:val="1A1A1A"/>
-                <w:sz w:val="17"/>
-                <w:szCs w:val="17"/>
-              </w:rPr>
               <w:t xml:space="preserve">g</w:t>
             </w:r>
             <w:r>
               <w:rPr>
                 <w:rFonts w:ascii="Avenir Next" w:hAnsi="Avenir Next" w:cs="Avenir Next" w:eastAsia="Avenir Next"/>
                 <w:color w:val="1A1A1A"/>
-                <w:sz w:val="17"/>
+                <w:sz w:val="22"/>
                 <w:szCs w:val="17"/>
               </w:rPr>
               <w:t xml:space="preserve"> + 4</w:t>
@@ -644,39 +647,39 @@
                 <w:rFonts w:ascii="Avenir Next" w:hAnsi="Avenir Next" w:cs="Avenir Next" w:eastAsia="Avenir Next"/>
                 <w:b/>
                 <w:color w:val="1A1A1A"/>
+                <w:sz w:val="22"/>
+                <w:szCs w:val="17"/>
+              </w:rPr>
+              <w:t xml:space="preserve">Answer</w:t>
+            </w:r>
+            <w:r>
+              <w:rPr>
+                <w:rFonts w:ascii="Avenir Next" w:hAnsi="Avenir Next" w:cs="Avenir Next" w:eastAsia="Avenir Next"/>
+                <w:color w:val="1A1A1A"/>
                 <w:sz w:val="17"/>
                 <w:szCs w:val="17"/>
               </w:rPr>
-              <w:t xml:space="preserve">Answer</w:t>
-            </w:r>
-            <w:r>
-              <w:rPr>
-                <w:rFonts w:ascii="Avenir Next" w:hAnsi="Avenir Next" w:cs="Avenir Next" w:eastAsia="Avenir Next"/>
-                <w:color w:val="1A1A1A"/>
-                <w:sz w:val="17"/>
+              <w:tab/>
+            </w:r>
+            <w:r>
+              <w:rPr>
+                <w:rFonts w:ascii="Avenir Next" w:hAnsi="Avenir Next" w:cs="Avenir Next" w:eastAsia="Avenir Next"/>
+                <w:b/>
+                <w:color w:val="1A1A1A"/>
+                <w:sz w:val="22"/>
                 <w:szCs w:val="17"/>
               </w:rPr>
-              <w:tab/>
-            </w:r>
-            <w:r>
-              <w:rPr>
-                <w:rFonts w:ascii="Avenir Next" w:hAnsi="Avenir Next" w:cs="Avenir Next" w:eastAsia="Avenir Next"/>
-                <w:b/>
-                <w:color w:val="1A1A1A"/>
-                <w:sz w:val="17"/>
+              <w:t xml:space="preserve">5</w:t>
+            </w:r>
+            <w:r>
+              <w:rPr>
+                <w:rFonts w:ascii="Avenir Next" w:hAnsi="Avenir Next" w:cs="Avenir Next" w:eastAsia="Avenir Next"/>
+                <w:b/>
+                <w:i/>
+                <w:color w:val="1A1A1A"/>
+                <w:sz w:val="22"/>
                 <w:szCs w:val="17"/>
               </w:rPr>
-              <w:t xml:space="preserve">5</w:t>
-            </w:r>
-            <w:r>
-              <w:rPr>
-                <w:rFonts w:ascii="Avenir Next" w:hAnsi="Avenir Next" w:cs="Avenir Next" w:eastAsia="Avenir Next"/>
-                <w:b/>
-                <w:i/>
-                <w:color w:val="1A1A1A"/>
-                <w:sz w:val="17"/>
-                <w:szCs w:val="17"/>
-              </w:rPr>
               <w:t xml:space="preserve">g</w:t>
             </w:r>
             <w:r>
@@ -684,7 +687,7 @@
                 <w:rFonts w:ascii="Avenir Next" w:hAnsi="Avenir Next" w:cs="Avenir Next" w:eastAsia="Avenir Next"/>
                 <w:b/>
                 <w:color w:val="1A1A1A"/>
-                <w:sz w:val="17"/>
+                <w:sz w:val="22"/>
                 <w:szCs w:val="17"/>
               </w:rPr>
               <w:t xml:space="preserve"> + 4 dollars</w:t>
@@ -734,6 +737,7 @@
           </w:tcPr>
           <w:p>
             <w:pPr>
+              <w:pStyle w:val="Heading2"/>
               <w:spacing w:before="0" w:after="40" w:line="264" w:lineRule="auto"/>
             </w:pPr>
             <w:r>
@@ -757,7 +761,7 @@
                 <w:rFonts w:ascii="Avenir Next" w:hAnsi="Avenir Next" w:cs="Avenir Next" w:eastAsia="Avenir Next"/>
                 <w:b/>
                 <w:color w:val="1A1A1A"/>
-                <w:sz w:val="21"/>
+                <w:sz w:val="22"/>
                 <w:szCs w:val="21"/>
               </w:rPr>
               <w:t xml:space="preserve">variable</w:t>
@@ -766,7 +770,7 @@
               <w:rPr>
                 <w:rFonts w:ascii="Avenir Next" w:hAnsi="Avenir Next" w:cs="Avenir Next" w:eastAsia="Avenir Next"/>
                 <w:color w:val="5A5F66"/>
-                <w:sz w:val="21"/>
+                <w:sz w:val="22"/>
                 <w:szCs w:val="21"/>
               </w:rPr>
               <w:t xml:space="preserve"> — </w:t>
@@ -775,7 +779,7 @@
               <w:rPr>
                 <w:rFonts w:ascii="Avenir Next" w:hAnsi="Avenir Next" w:cs="Avenir Next" w:eastAsia="Avenir Next"/>
                 <w:color w:val="1A1A1A"/>
-                <w:sz w:val="21"/>
+                <w:sz w:val="22"/>
                 <w:szCs w:val="21"/>
               </w:rPr>
               <w:t xml:space="preserve">a letter for a number you do not know</w:t>
@@ -790,7 +794,7 @@
                 <w:rFonts w:ascii="Avenir Next" w:hAnsi="Avenir Next" w:cs="Avenir Next" w:eastAsia="Avenir Next"/>
                 <w:b/>
                 <w:color w:val="1A1A1A"/>
-                <w:sz w:val="21"/>
+                <w:sz w:val="22"/>
                 <w:szCs w:val="21"/>
               </w:rPr>
               <w:t xml:space="preserve">coefficient</w:t>
@@ -799,7 +803,7 @@
               <w:rPr>
                 <w:rFonts w:ascii="Avenir Next" w:hAnsi="Avenir Next" w:cs="Avenir Next" w:eastAsia="Avenir Next"/>
                 <w:color w:val="5A5F66"/>
-                <w:sz w:val="21"/>
+                <w:sz w:val="22"/>
                 <w:szCs w:val="21"/>
               </w:rPr>
               <w:t xml:space="preserve"> — </w:t>
@@ -808,7 +812,7 @@
               <w:rPr>
                 <w:rFonts w:ascii="Avenir Next" w:hAnsi="Avenir Next" w:cs="Avenir Next" w:eastAsia="Avenir Next"/>
                 <w:color w:val="1A1A1A"/>
-                <w:sz w:val="21"/>
+                <w:sz w:val="22"/>
                 <w:szCs w:val="21"/>
               </w:rPr>
               <w:t xml:space="preserve">the number in front of the letter: 5 in 5n</w:t>
@@ -834,7 +838,7 @@
                 <w:rFonts w:ascii="Avenir Next" w:hAnsi="Avenir Next" w:cs="Avenir Next" w:eastAsia="Avenir Next"/>
                 <w:b/>
                 <w:color w:val="1A1A1A"/>
-                <w:sz w:val="21"/>
+                <w:sz w:val="22"/>
                 <w:szCs w:val="21"/>
               </w:rPr>
               <w:t xml:space="preserve">constant</w:t>
@@ -843,7 +847,7 @@
               <w:rPr>
                 <w:rFonts w:ascii="Avenir Next" w:hAnsi="Avenir Next" w:cs="Avenir Next" w:eastAsia="Avenir Next"/>
                 <w:color w:val="5A5F66"/>
-                <w:sz w:val="21"/>
+                <w:sz w:val="22"/>
                 <w:szCs w:val="21"/>
               </w:rPr>
               <w:t xml:space="preserve"> — </w:t>
@@ -852,7 +856,7 @@
               <w:rPr>
                 <w:rFonts w:ascii="Avenir Next" w:hAnsi="Avenir Next" w:cs="Avenir Next" w:eastAsia="Avenir Next"/>
                 <w:color w:val="1A1A1A"/>
-                <w:sz w:val="21"/>
+                <w:sz w:val="22"/>
                 <w:szCs w:val="21"/>
               </w:rPr>
               <w:t xml:space="preserve">a number alone that does not change</w:t>
@@ -867,7 +871,7 @@
                 <w:rFonts w:ascii="Avenir Next" w:hAnsi="Avenir Next" w:cs="Avenir Next" w:eastAsia="Avenir Next"/>
                 <w:b/>
                 <w:color w:val="1A1A1A"/>
-                <w:sz w:val="21"/>
+                <w:sz w:val="22"/>
                 <w:szCs w:val="21"/>
               </w:rPr>
               <w:t xml:space="preserve">less than</w:t>
@@ -876,7 +880,7 @@
               <w:rPr>
                 <w:rFonts w:ascii="Avenir Next" w:hAnsi="Avenir Next" w:cs="Avenir Next" w:eastAsia="Avenir Next"/>
                 <w:color w:val="5A5F66"/>
-                <w:sz w:val="21"/>
+                <w:sz w:val="22"/>
                 <w:szCs w:val="21"/>
               </w:rPr>
               <w:t xml:space="preserve"> — </w:t>
@@ -885,7 +889,7 @@
               <w:rPr>
                 <w:rFonts w:ascii="Avenir Next" w:hAnsi="Avenir Next" w:cs="Avenir Next" w:eastAsia="Avenir Next"/>
                 <w:color w:val="1A1A1A"/>
-                <w:sz w:val="21"/>
+                <w:sz w:val="22"/>
                 <w:szCs w:val="21"/>
               </w:rPr>
               <w:t xml:space="preserve">subtract, and flip the order: 8 less than y is y − 8</w:t>
@@ -896,6 +900,7 @@
     </w:tbl>
     <w:p>
       <w:pPr>
+        <w:pStyle w:val="Heading2"/>
         <w:keepNext/>
         <w:pBdr>
           <w:bottom w:val="single" w:sz="8" w:space="3" w:color="003A70"/>
@@ -911,7 +916,7 @@
           <w:b/>
           <w:color w:val="003A70"/>
           <w:spacing w:val="14"/>
-          <w:sz w:val="21"/>
+          <w:sz w:val="22"/>
           <w:szCs w:val="21"/>
         </w:rPr>
         <w:t xml:space="preserve">PRACTICE</w:t>
@@ -930,7 +935,7 @@
           <w:rFonts w:ascii="Avenir Next" w:hAnsi="Avenir Next" w:cs="Avenir Next" w:eastAsia="Avenir Next"/>
           <w:i/>
           <w:color w:val="5A5F66"/>
-          <w:sz w:val="17"/>
+          <w:sz w:val="22"/>
           <w:szCs w:val="17"/>
         </w:rPr>
         <w:t xml:space="preserve">show your work · label units</w:t>
@@ -1026,25 +1031,25 @@
                 <w:rFonts w:ascii="Avenir Next" w:hAnsi="Avenir Next" w:cs="Avenir Next" w:eastAsia="Avenir Next"/>
                 <w:b/>
                 <w:color w:val="003A70"/>
+                <w:sz w:val="22"/>
+                <w:szCs w:val="18"/>
+              </w:rPr>
+              <w:t xml:space="preserve">Step 1</w:t>
+            </w:r>
+            <w:r>
+              <w:rPr>
+                <w:rFonts w:ascii="Avenir Next" w:hAnsi="Avenir Next" w:cs="Avenir Next" w:eastAsia="Avenir Next"/>
+                <w:color w:val="1A1A1A"/>
                 <w:sz w:val="18"/>
                 <w:szCs w:val="18"/>
               </w:rPr>
-              <w:t xml:space="preserve">Step 1</w:t>
-            </w:r>
-            <w:r>
-              <w:rPr>
-                <w:rFonts w:ascii="Avenir Next" w:hAnsi="Avenir Next" w:cs="Avenir Next" w:eastAsia="Avenir Next"/>
-                <w:color w:val="1A1A1A"/>
-                <w:sz w:val="18"/>
-                <w:szCs w:val="18"/>
-              </w:rPr>
               <w:tab/>
             </w:r>
             <w:r>
               <w:rPr>
                 <w:rFonts w:ascii="Avenir Next" w:hAnsi="Avenir Next" w:cs="Avenir Next" w:eastAsia="Avenir Next"/>
                 <w:color w:val="1A1A1A"/>
-                <w:sz w:val="21"/>
+                <w:sz w:val="22"/>
                 <w:szCs w:val="21"/>
               </w:rPr>
               <w:t xml:space="preserve">Find the operation word: increased, less, product, divided.</w:t>
@@ -1064,25 +1069,25 @@
                 <w:rFonts w:ascii="Avenir Next" w:hAnsi="Avenir Next" w:cs="Avenir Next" w:eastAsia="Avenir Next"/>
                 <w:b/>
                 <w:color w:val="003A70"/>
+                <w:sz w:val="22"/>
+                <w:szCs w:val="18"/>
+              </w:rPr>
+              <w:t xml:space="preserve">Step 2</w:t>
+            </w:r>
+            <w:r>
+              <w:rPr>
+                <w:rFonts w:ascii="Avenir Next" w:hAnsi="Avenir Next" w:cs="Avenir Next" w:eastAsia="Avenir Next"/>
+                <w:color w:val="1A1A1A"/>
                 <w:sz w:val="18"/>
                 <w:szCs w:val="18"/>
               </w:rPr>
-              <w:t xml:space="preserve">Step 2</w:t>
-            </w:r>
-            <w:r>
-              <w:rPr>
-                <w:rFonts w:ascii="Avenir Next" w:hAnsi="Avenir Next" w:cs="Avenir Next" w:eastAsia="Avenir Next"/>
-                <w:color w:val="1A1A1A"/>
-                <w:sz w:val="18"/>
-                <w:szCs w:val="18"/>
-              </w:rPr>
               <w:tab/>
             </w:r>
             <w:r>
               <w:rPr>
                 <w:rFonts w:ascii="Avenir Next" w:hAnsi="Avenir Next" w:cs="Avenir Next" w:eastAsia="Avenir Next"/>
                 <w:color w:val="1A1A1A"/>
-                <w:sz w:val="21"/>
+                <w:sz w:val="22"/>
                 <w:szCs w:val="21"/>
               </w:rPr>
               <w:t xml:space="preserve">Put the numbers in the right order.</w:t>
@@ -1772,25 +1777,25 @@
                 <w:rFonts w:ascii="Avenir Next" w:hAnsi="Avenir Next" w:cs="Avenir Next" w:eastAsia="Avenir Next"/>
                 <w:b/>
                 <w:color w:val="003A70"/>
+                <w:sz w:val="22"/>
+                <w:szCs w:val="18"/>
+              </w:rPr>
+              <w:t xml:space="preserve">Step 1</w:t>
+            </w:r>
+            <w:r>
+              <w:rPr>
+                <w:rFonts w:ascii="Avenir Next" w:hAnsi="Avenir Next" w:cs="Avenir Next" w:eastAsia="Avenir Next"/>
+                <w:color w:val="1A1A1A"/>
                 <w:sz w:val="18"/>
                 <w:szCs w:val="18"/>
               </w:rPr>
-              <w:t xml:space="preserve">Step 1</w:t>
-            </w:r>
-            <w:r>
-              <w:rPr>
-                <w:rFonts w:ascii="Avenir Next" w:hAnsi="Avenir Next" w:cs="Avenir Next" w:eastAsia="Avenir Next"/>
-                <w:color w:val="1A1A1A"/>
-                <w:sz w:val="18"/>
-                <w:szCs w:val="18"/>
-              </w:rPr>
               <w:tab/>
             </w:r>
             <w:r>
               <w:rPr>
                 <w:rFonts w:ascii="Avenir Next" w:hAnsi="Avenir Next" w:cs="Avenir Next" w:eastAsia="Avenir Next"/>
                 <w:color w:val="1A1A1A"/>
-                <w:sz w:val="21"/>
+                <w:sz w:val="22"/>
                 <w:szCs w:val="21"/>
               </w:rPr>
               <w:t xml:space="preserve">The $15 repeats, so it goes with </w:t>
@@ -1800,7 +1805,7 @@
                 <w:rFonts w:ascii="Avenir Next" w:hAnsi="Avenir Next" w:cs="Avenir Next" w:eastAsia="Avenir Next"/>
                 <w:i/>
                 <w:color w:val="1A1A1A"/>
-                <w:sz w:val="21"/>
+                <w:sz w:val="22"/>
                 <w:szCs w:val="21"/>
               </w:rPr>
               <w:t xml:space="preserve">L</w:t>
@@ -1809,7 +1814,7 @@
               <w:rPr>
                 <w:rFonts w:ascii="Avenir Next" w:hAnsi="Avenir Next" w:cs="Avenir Next" w:eastAsia="Avenir Next"/>
                 <w:color w:val="1A1A1A"/>
-                <w:sz w:val="21"/>
+                <w:sz w:val="22"/>
                 <w:szCs w:val="21"/>
               </w:rPr>
               <w:t xml:space="preserve">.</w:t>
@@ -1829,25 +1834,25 @@
                 <w:rFonts w:ascii="Avenir Next" w:hAnsi="Avenir Next" w:cs="Avenir Next" w:eastAsia="Avenir Next"/>
                 <w:b/>
                 <w:color w:val="003A70"/>
+                <w:sz w:val="22"/>
+                <w:szCs w:val="18"/>
+              </w:rPr>
+              <w:t xml:space="preserve">Step 2</w:t>
+            </w:r>
+            <w:r>
+              <w:rPr>
+                <w:rFonts w:ascii="Avenir Next" w:hAnsi="Avenir Next" w:cs="Avenir Next" w:eastAsia="Avenir Next"/>
+                <w:color w:val="1A1A1A"/>
                 <w:sz w:val="18"/>
                 <w:szCs w:val="18"/>
               </w:rPr>
-              <w:t xml:space="preserve">Step 2</w:t>
-            </w:r>
-            <w:r>
-              <w:rPr>
-                <w:rFonts w:ascii="Avenir Next" w:hAnsi="Avenir Next" w:cs="Avenir Next" w:eastAsia="Avenir Next"/>
-                <w:color w:val="1A1A1A"/>
-                <w:sz w:val="18"/>
-                <w:szCs w:val="18"/>
-              </w:rPr>
               <w:tab/>
             </w:r>
             <w:r>
               <w:rPr>
                 <w:rFonts w:ascii="Avenir Next" w:hAnsi="Avenir Next" w:cs="Avenir Next" w:eastAsia="Avenir Next"/>
                 <w:color w:val="1A1A1A"/>
-                <w:sz w:val="21"/>
+                <w:sz w:val="22"/>
                 <w:szCs w:val="21"/>
               </w:rPr>
               <w:t xml:space="preserve">Add the $20 one time.</w:t>
@@ -1866,7 +1871,7 @@
                 <w:rFonts w:ascii="Avenir Next" w:hAnsi="Avenir Next" w:cs="Avenir Next" w:eastAsia="Avenir Next"/>
                 <w:b/>
                 <w:color w:val="1A1A1A"/>
-                <w:sz w:val="18"/>
+                <w:sz w:val="22"/>
                 <w:szCs w:val="18"/>
               </w:rPr>
               <w:t xml:space="preserve">Expression</w:t>
@@ -2292,25 +2297,25 @@
                 <w:rFonts w:ascii="Avenir Next" w:hAnsi="Avenir Next" w:cs="Avenir Next" w:eastAsia="Avenir Next"/>
                 <w:b/>
                 <w:color w:val="003A70"/>
+                <w:sz w:val="22"/>
+                <w:szCs w:val="18"/>
+              </w:rPr>
+              <w:t xml:space="preserve">Step 1</w:t>
+            </w:r>
+            <w:r>
+              <w:rPr>
+                <w:rFonts w:ascii="Avenir Next" w:hAnsi="Avenir Next" w:cs="Avenir Next" w:eastAsia="Avenir Next"/>
+                <w:color w:val="1A1A1A"/>
                 <w:sz w:val="18"/>
                 <w:szCs w:val="18"/>
               </w:rPr>
-              <w:t xml:space="preserve">Step 1</w:t>
-            </w:r>
-            <w:r>
-              <w:rPr>
-                <w:rFonts w:ascii="Avenir Next" w:hAnsi="Avenir Next" w:cs="Avenir Next" w:eastAsia="Avenir Next"/>
-                <w:color w:val="1A1A1A"/>
-                <w:sz w:val="18"/>
-                <w:szCs w:val="18"/>
-              </w:rPr>
               <w:tab/>
             </w:r>
             <w:r>
               <w:rPr>
                 <w:rFonts w:ascii="Avenir Next" w:hAnsi="Avenir Next" w:cs="Avenir Next" w:eastAsia="Avenir Next"/>
                 <w:color w:val="1A1A1A"/>
-                <w:sz w:val="21"/>
+                <w:sz w:val="22"/>
                 <w:szCs w:val="21"/>
               </w:rPr>
               <w:t xml:space="preserve">Write the expression: the $11 goes with </w:t>
@@ -2320,7 +2325,7 @@
                 <w:rFonts w:ascii="Avenir Next" w:hAnsi="Avenir Next" w:cs="Avenir Next" w:eastAsia="Avenir Next"/>
                 <w:i/>
                 <w:color w:val="1A1A1A"/>
-                <w:sz w:val="21"/>
+                <w:sz w:val="22"/>
                 <w:szCs w:val="21"/>
               </w:rPr>
               <w:t xml:space="preserve">p</w:t>
@@ -2329,7 +2334,7 @@
               <w:rPr>
                 <w:rFonts w:ascii="Avenir Next" w:hAnsi="Avenir Next" w:cs="Avenir Next" w:eastAsia="Avenir Next"/>
                 <w:color w:val="1A1A1A"/>
-                <w:sz w:val="21"/>
+                <w:sz w:val="22"/>
                 <w:szCs w:val="21"/>
               </w:rPr>
               <w:t xml:space="preserve">, then add $5.</w:t>
@@ -2349,25 +2354,25 @@
                 <w:rFonts w:ascii="Avenir Next" w:hAnsi="Avenir Next" w:cs="Avenir Next" w:eastAsia="Avenir Next"/>
                 <w:b/>
                 <w:color w:val="003A70"/>
+                <w:sz w:val="22"/>
+                <w:szCs w:val="18"/>
+              </w:rPr>
+              <w:t xml:space="preserve">Step 2</w:t>
+            </w:r>
+            <w:r>
+              <w:rPr>
+                <w:rFonts w:ascii="Avenir Next" w:hAnsi="Avenir Next" w:cs="Avenir Next" w:eastAsia="Avenir Next"/>
+                <w:color w:val="1A1A1A"/>
                 <w:sz w:val="18"/>
                 <w:szCs w:val="18"/>
               </w:rPr>
-              <w:t xml:space="preserve">Step 2</w:t>
-            </w:r>
-            <w:r>
-              <w:rPr>
-                <w:rFonts w:ascii="Avenir Next" w:hAnsi="Avenir Next" w:cs="Avenir Next" w:eastAsia="Avenir Next"/>
-                <w:color w:val="1A1A1A"/>
-                <w:sz w:val="18"/>
-                <w:szCs w:val="18"/>
-              </w:rPr>
               <w:tab/>
             </w:r>
             <w:r>
               <w:rPr>
                 <w:rFonts w:ascii="Avenir Next" w:hAnsi="Avenir Next" w:cs="Avenir Next" w:eastAsia="Avenir Next"/>
                 <w:color w:val="1A1A1A"/>
-                <w:sz w:val="21"/>
+                <w:sz w:val="22"/>
                 <w:szCs w:val="21"/>
               </w:rPr>
               <w:t xml:space="preserve">Put 4 in for </w:t>
@@ -2377,7 +2382,7 @@
                 <w:rFonts w:ascii="Avenir Next" w:hAnsi="Avenir Next" w:cs="Avenir Next" w:eastAsia="Avenir Next"/>
                 <w:i/>
                 <w:color w:val="1A1A1A"/>
-                <w:sz w:val="21"/>
+                <w:sz w:val="22"/>
                 <w:szCs w:val="21"/>
               </w:rPr>
               <w:t xml:space="preserve">p</w:t>
@@ -2386,7 +2391,7 @@
               <w:rPr>
                 <w:rFonts w:ascii="Avenir Next" w:hAnsi="Avenir Next" w:cs="Avenir Next" w:eastAsia="Avenir Next"/>
                 <w:color w:val="1A1A1A"/>
-                <w:sz w:val="21"/>
+                <w:sz w:val="22"/>
                 <w:szCs w:val="21"/>
               </w:rPr>
               <w:t xml:space="preserve"> and find the cost.</w:t>
@@ -2463,7 +2468,7 @@
                 <w:rFonts w:ascii="Avenir Next" w:hAnsi="Avenir Next" w:cs="Avenir Next" w:eastAsia="Avenir Next"/>
                 <w:b/>
                 <w:color w:val="1A1A1A"/>
-                <w:sz w:val="18"/>
+                <w:sz w:val="22"/>
                 <w:szCs w:val="18"/>
               </w:rPr>
               <w:t xml:space="preserve">Expression and cost</w:t>
@@ -2621,7 +2626,7 @@
                 <w:rFonts w:ascii="Avenir Next" w:hAnsi="Avenir Next" w:cs="Avenir Next" w:eastAsia="Avenir Next"/>
                 <w:b/>
                 <w:color w:val="003A70"/>
-                <w:sz w:val="17"/>
+                <w:sz w:val="22"/>
                 <w:szCs w:val="17"/>
               </w:rPr>
               <w:t xml:space="preserve">Frame  </w:t>
@@ -2631,10 +2636,30 @@
                 <w:rFonts w:ascii="Avenir Next" w:hAnsi="Avenir Next" w:cs="Avenir Next" w:eastAsia="Avenir Next"/>
                 <w:i/>
                 <w:color w:val="1A1A1A"/>
+                <w:sz w:val="22"/>
+                <w:szCs w:val="18"/>
+              </w:rPr>
+              <w:t xml:space="preserve">Dmitri put the letter with </w:t>
+            </w:r>
+            <w:r>
+              <w:rPr>
+                <w:rFonts w:ascii="Avenir Next" w:hAnsi="Avenir Next" w:cs="Avenir Next" w:eastAsia="Avenir Next"/>
+                <w:color w:val="1A1A1A"/>
                 <w:sz w:val="18"/>
                 <w:szCs w:val="18"/>
-              </w:rPr>
-              <w:t xml:space="preserve">Dmitri put the letter with </w:t>
+                <w:u w:val="single"/>
+              </w:rPr>
+              <w:t xml:space="preserve">      </w:t>
+            </w:r>
+            <w:r>
+              <w:rPr>
+                <w:rFonts w:ascii="Avenir Next" w:hAnsi="Avenir Next" w:cs="Avenir Next" w:eastAsia="Avenir Next"/>
+                <w:i/>
+                <w:color w:val="1A1A1A"/>
+                <w:sz w:val="22"/>
+                <w:szCs w:val="18"/>
+              </w:rPr>
+              <w:t xml:space="preserve">. The $7 repeats, so the correct expression is </w:t>
             </w:r>
             <w:r>
               <w:rPr>
@@ -2651,27 +2676,7 @@
                 <w:rFonts w:ascii="Avenir Next" w:hAnsi="Avenir Next" w:cs="Avenir Next" w:eastAsia="Avenir Next"/>
                 <w:i/>
                 <w:color w:val="1A1A1A"/>
-                <w:sz w:val="18"/>
-                <w:szCs w:val="18"/>
-              </w:rPr>
-              <w:t xml:space="preserve">. The $7 repeats, so the correct expression is </w:t>
-            </w:r>
-            <w:r>
-              <w:rPr>
-                <w:rFonts w:ascii="Avenir Next" w:hAnsi="Avenir Next" w:cs="Avenir Next" w:eastAsia="Avenir Next"/>
-                <w:color w:val="1A1A1A"/>
-                <w:sz w:val="18"/>
-                <w:szCs w:val="18"/>
-                <w:u w:val="single"/>
-              </w:rPr>
-              <w:t xml:space="preserve">      </w:t>
-            </w:r>
-            <w:r>
-              <w:rPr>
-                <w:rFonts w:ascii="Avenir Next" w:hAnsi="Avenir Next" w:cs="Avenir Next" w:eastAsia="Avenir Next"/>
-                <w:i/>
-                <w:color w:val="1A1A1A"/>
-                <w:sz w:val="18"/>
+                <w:sz w:val="22"/>
                 <w:szCs w:val="18"/>
               </w:rPr>
               <w:t xml:space="preserve">.</w:t>
@@ -2820,6 +2825,7 @@
           </w:tcPr>
           <w:p>
             <w:pPr>
+              <w:pStyle w:val="Heading2"/>
               <w:spacing w:before="0" w:after="0" w:line="240" w:lineRule="auto"/>
             </w:pPr>
             <w:r>
@@ -2857,7 +2863,7 @@
               <w:rPr>
                 <w:rFonts w:ascii="Avenir Next" w:hAnsi="Avenir Next" w:cs="Avenir Next" w:eastAsia="Avenir Next"/>
                 <w:color w:val="1A1A1A"/>
-                <w:sz w:val="17"/>
+                <w:sz w:val="22"/>
                 <w:szCs w:val="17"/>
               </w:rPr>
               <w:t xml:space="preserve">  I can do this on my own</w:t>
@@ -2886,7 +2892,7 @@
               <w:rPr>
                 <w:rFonts w:ascii="Avenir Next" w:hAnsi="Avenir Next" w:cs="Avenir Next" w:eastAsia="Avenir Next"/>
                 <w:color w:val="1A1A1A"/>
-                <w:sz w:val="17"/>
+                <w:sz w:val="22"/>
                 <w:szCs w:val="17"/>
               </w:rPr>
               <w:t xml:space="preserve">  I need a little help</w:t>
@@ -2915,7 +2921,7 @@
               <w:rPr>
                 <w:rFonts w:ascii="Avenir Next" w:hAnsi="Avenir Next" w:cs="Avenir Next" w:eastAsia="Avenir Next"/>
                 <w:color w:val="1A1A1A"/>
-                <w:sz w:val="17"/>
+                <w:sz w:val="22"/>
                 <w:szCs w:val="17"/>
               </w:rPr>
               <w:t xml:space="preserve">  I have a question about #</w:t>
@@ -2953,7 +2959,7 @@
         <w:rPr>
           <w:rFonts w:ascii="Avenir Next" w:hAnsi="Avenir Next" w:cs="Avenir Next" w:eastAsia="Avenir Next"/>
           <w:color w:val="5A5F66"/>
-          <w:sz w:val="17"/>
+          <w:sz w:val="22"/>
           <w:szCs w:val="17"/>
         </w:rPr>
         <w:t xml:space="preserve">Tell someone at home what the variable, coefficient, and constant mean in 15</w:t>
@@ -2963,7 +2969,7 @@
           <w:rFonts w:ascii="Avenir Next" w:hAnsi="Avenir Next" w:cs="Avenir Next" w:eastAsia="Avenir Next"/>
           <w:i/>
           <w:color w:val="5A5F66"/>
-          <w:sz w:val="17"/>
+          <w:sz w:val="22"/>
           <w:szCs w:val="17"/>
         </w:rPr>
         <w:t xml:space="preserve">L</w:t>
@@ -2972,7 +2978,7 @@
         <w:rPr>
           <w:rFonts w:ascii="Avenir Next" w:hAnsi="Avenir Next" w:cs="Avenir Next" w:eastAsia="Avenir Next"/>
           <w:color w:val="5A5F66"/>
-          <w:sz w:val="17"/>
+          <w:sz w:val="22"/>
           <w:szCs w:val="17"/>
         </w:rPr>
         <w:t xml:space="preserve"> + 20.</w:t>
@@ -3055,14 +3061,15 @@
           <w:caps/>
           <w:color w:val="003A70"/>
           <w:spacing w:val="12"/>
-          <w:sz w:val="21"/>
+          <w:sz w:val="22"/>
           <w:szCs w:val="21"/>
         </w:rPr>
-        <w:t xml:space="preserve">Lesson 6-5  ·  Homework Packet  ·  Level 1  ·  Sheet 2 of 2</w:t>
+        <w:t xml:space="preserve">Lesson 6-5  ·  Homework Packet  ·  Supported  ·  Session 2 · pages 3–4</w:t>
       </w:r>
     </w:p>
     <w:p>
       <w:pPr>
+        <w:pStyle w:val="Heading1"/>
         <w:keepNext/>
         <w:spacing w:before="0" w:after="10" w:line="240" w:lineRule="auto"/>
       </w:pPr>
@@ -3088,7 +3095,7 @@
         <w:rPr>
           <w:rFonts w:ascii="Avenir Next" w:hAnsi="Avenir Next" w:cs="Avenir Next" w:eastAsia="Avenir Next"/>
           <w:color w:val="5A5F66"/>
-          <w:sz w:val="17"/>
+          <w:sz w:val="22"/>
           <w:szCs w:val="17"/>
         </w:rPr>
         <w:t xml:space="preserve">Maryland Standard 6.EE.A.2c   ·   Learning target — I can evaluate an algebraic expression by substituting a value for the variable.</w:t>
@@ -3135,6 +3142,7 @@
           </w:tcPr>
           <w:p>
             <w:pPr>
+              <w:pStyle w:val="Heading2"/>
               <w:spacing w:before="0" w:after="40" w:line="264" w:lineRule="auto"/>
             </w:pPr>
             <w:r>
@@ -3162,25 +3170,25 @@
                 <w:rFonts w:ascii="Avenir Next" w:hAnsi="Avenir Next" w:cs="Avenir Next" w:eastAsia="Avenir Next"/>
                 <w:b/>
                 <w:color w:val="003A70"/>
+                <w:sz w:val="22"/>
+                <w:szCs w:val="18"/>
+              </w:rPr>
+              <w:t xml:space="preserve">•</w:t>
+            </w:r>
+            <w:r>
+              <w:rPr>
+                <w:rFonts w:ascii="Avenir Next" w:hAnsi="Avenir Next" w:cs="Avenir Next" w:eastAsia="Avenir Next"/>
+                <w:color w:val="1A1A1A"/>
                 <w:sz w:val="18"/>
                 <w:szCs w:val="18"/>
               </w:rPr>
-              <w:t xml:space="preserve">•</w:t>
-            </w:r>
-            <w:r>
-              <w:rPr>
-                <w:rFonts w:ascii="Avenir Next" w:hAnsi="Avenir Next" w:cs="Avenir Next" w:eastAsia="Avenir Next"/>
-                <w:color w:val="1A1A1A"/>
-                <w:sz w:val="18"/>
-                <w:szCs w:val="18"/>
-              </w:rPr>
               <w:tab/>
             </w:r>
             <w:r>
               <w:rPr>
                 <w:rFonts w:ascii="Avenir Next" w:hAnsi="Avenir Next" w:cs="Avenir Next" w:eastAsia="Avenir Next"/>
                 <w:color w:val="1A1A1A"/>
-                <w:sz w:val="18"/>
+                <w:sz w:val="22"/>
                 <w:szCs w:val="18"/>
               </w:rPr>
               <w:t xml:space="preserve">To </w:t>
@@ -3190,7 +3198,7 @@
                 <w:rFonts w:ascii="Avenir Next" w:hAnsi="Avenir Next" w:cs="Avenir Next" w:eastAsia="Avenir Next"/>
                 <w:b/>
                 <w:color w:val="1A1A1A"/>
-                <w:sz w:val="18"/>
+                <w:sz w:val="22"/>
                 <w:szCs w:val="18"/>
               </w:rPr>
               <w:t xml:space="preserve">evaluate</w:t>
@@ -3199,7 +3207,7 @@
               <w:rPr>
                 <w:rFonts w:ascii="Avenir Next" w:hAnsi="Avenir Next" w:cs="Avenir Next" w:eastAsia="Avenir Next"/>
                 <w:color w:val="1A1A1A"/>
-                <w:sz w:val="18"/>
+                <w:sz w:val="22"/>
                 <w:szCs w:val="18"/>
               </w:rPr>
               <w:t xml:space="preserve">, substitute the value, then use the order of operations.</w:t>
@@ -3218,25 +3226,25 @@
                 <w:rFonts w:ascii="Avenir Next" w:hAnsi="Avenir Next" w:cs="Avenir Next" w:eastAsia="Avenir Next"/>
                 <w:b/>
                 <w:color w:val="003A70"/>
+                <w:sz w:val="22"/>
+                <w:szCs w:val="18"/>
+              </w:rPr>
+              <w:t xml:space="preserve">•</w:t>
+            </w:r>
+            <w:r>
+              <w:rPr>
+                <w:rFonts w:ascii="Avenir Next" w:hAnsi="Avenir Next" w:cs="Avenir Next" w:eastAsia="Avenir Next"/>
+                <w:color w:val="1A1A1A"/>
                 <w:sz w:val="18"/>
                 <w:szCs w:val="18"/>
               </w:rPr>
-              <w:t xml:space="preserve">•</w:t>
-            </w:r>
-            <w:r>
-              <w:rPr>
-                <w:rFonts w:ascii="Avenir Next" w:hAnsi="Avenir Next" w:cs="Avenir Next" w:eastAsia="Avenir Next"/>
-                <w:color w:val="1A1A1A"/>
-                <w:sz w:val="18"/>
-                <w:szCs w:val="18"/>
-              </w:rPr>
               <w:tab/>
             </w:r>
             <w:r>
               <w:rPr>
                 <w:rFonts w:ascii="Avenir Next" w:hAnsi="Avenir Next" w:cs="Avenir Next" w:eastAsia="Avenir Next"/>
                 <w:color w:val="1A1A1A"/>
-                <w:sz w:val="18"/>
+                <w:sz w:val="22"/>
                 <w:szCs w:val="18"/>
               </w:rPr>
               <w:t xml:space="preserve">4</w:t>
@@ -3246,7 +3254,7 @@
                 <w:rFonts w:ascii="Avenir Next" w:hAnsi="Avenir Next" w:cs="Avenir Next" w:eastAsia="Avenir Next"/>
                 <w:i/>
                 <w:color w:val="1A1A1A"/>
-                <w:sz w:val="18"/>
+                <w:sz w:val="22"/>
                 <w:szCs w:val="18"/>
               </w:rPr>
               <w:t xml:space="preserve">x</w:t>
@@ -3255,7 +3263,7 @@
               <w:rPr>
                 <w:rFonts w:ascii="Avenir Next" w:hAnsi="Avenir Next" w:cs="Avenir Next" w:eastAsia="Avenir Next"/>
                 <w:color w:val="1A1A1A"/>
-                <w:sz w:val="18"/>
+                <w:sz w:val="22"/>
                 <w:szCs w:val="18"/>
               </w:rPr>
               <w:t xml:space="preserve"> means 4 × </w:t>
@@ -3265,7 +3273,7 @@
                 <w:rFonts w:ascii="Avenir Next" w:hAnsi="Avenir Next" w:cs="Avenir Next" w:eastAsia="Avenir Next"/>
                 <w:i/>
                 <w:color w:val="1A1A1A"/>
-                <w:sz w:val="18"/>
+                <w:sz w:val="22"/>
                 <w:szCs w:val="18"/>
               </w:rPr>
               <w:t xml:space="preserve">x</w:t>
@@ -3274,7 +3282,7 @@
               <w:rPr>
                 <w:rFonts w:ascii="Avenir Next" w:hAnsi="Avenir Next" w:cs="Avenir Next" w:eastAsia="Avenir Next"/>
                 <w:color w:val="1A1A1A"/>
-                <w:sz w:val="18"/>
+                <w:sz w:val="22"/>
                 <w:szCs w:val="18"/>
               </w:rPr>
               <w:t xml:space="preserve">. When </w:t>
@@ -3284,7 +3292,7 @@
                 <w:rFonts w:ascii="Avenir Next" w:hAnsi="Avenir Next" w:cs="Avenir Next" w:eastAsia="Avenir Next"/>
                 <w:i/>
                 <w:color w:val="1A1A1A"/>
-                <w:sz w:val="18"/>
+                <w:sz w:val="22"/>
                 <w:szCs w:val="18"/>
               </w:rPr>
               <w:t xml:space="preserve">x</w:t>
@@ -3293,7 +3301,7 @@
               <w:rPr>
                 <w:rFonts w:ascii="Avenir Next" w:hAnsi="Avenir Next" w:cs="Avenir Next" w:eastAsia="Avenir Next"/>
                 <w:color w:val="1A1A1A"/>
-                <w:sz w:val="18"/>
+                <w:sz w:val="22"/>
                 <w:szCs w:val="18"/>
               </w:rPr>
               <w:t xml:space="preserve"> = 3, 4</w:t>
@@ -3303,7 +3311,7 @@
                 <w:rFonts w:ascii="Avenir Next" w:hAnsi="Avenir Next" w:cs="Avenir Next" w:eastAsia="Avenir Next"/>
                 <w:i/>
                 <w:color w:val="1A1A1A"/>
-                <w:sz w:val="18"/>
+                <w:sz w:val="22"/>
                 <w:szCs w:val="18"/>
               </w:rPr>
               <w:t xml:space="preserve">x</w:t>
@@ -3312,7 +3320,7 @@
               <w:rPr>
                 <w:rFonts w:ascii="Avenir Next" w:hAnsi="Avenir Next" w:cs="Avenir Next" w:eastAsia="Avenir Next"/>
                 <w:color w:val="1A1A1A"/>
-                <w:sz w:val="18"/>
+                <w:sz w:val="22"/>
                 <w:szCs w:val="18"/>
               </w:rPr>
               <w:t xml:space="preserve"> = 12, not 43.</w:t>
@@ -3331,25 +3339,25 @@
                 <w:rFonts w:ascii="Avenir Next" w:hAnsi="Avenir Next" w:cs="Avenir Next" w:eastAsia="Avenir Next"/>
                 <w:b/>
                 <w:color w:val="003A70"/>
+                <w:sz w:val="22"/>
+                <w:szCs w:val="18"/>
+              </w:rPr>
+              <w:t xml:space="preserve">•</w:t>
+            </w:r>
+            <w:r>
+              <w:rPr>
+                <w:rFonts w:ascii="Avenir Next" w:hAnsi="Avenir Next" w:cs="Avenir Next" w:eastAsia="Avenir Next"/>
+                <w:color w:val="1A1A1A"/>
                 <w:sz w:val="18"/>
                 <w:szCs w:val="18"/>
               </w:rPr>
-              <w:t xml:space="preserve">•</w:t>
-            </w:r>
-            <w:r>
-              <w:rPr>
-                <w:rFonts w:ascii="Avenir Next" w:hAnsi="Avenir Next" w:cs="Avenir Next" w:eastAsia="Avenir Next"/>
-                <w:color w:val="1A1A1A"/>
-                <w:sz w:val="18"/>
-                <w:szCs w:val="18"/>
-              </w:rPr>
               <w:tab/>
             </w:r>
             <w:r>
               <w:rPr>
                 <w:rFonts w:ascii="Avenir Next" w:hAnsi="Avenir Next" w:cs="Avenir Next" w:eastAsia="Avenir Next"/>
                 <w:color w:val="1A1A1A"/>
-                <w:sz w:val="18"/>
+                <w:sz w:val="22"/>
                 <w:szCs w:val="18"/>
               </w:rPr>
               <w:t xml:space="preserve">Powers come before multiplying: 2</w:t>
@@ -3359,7 +3367,7 @@
                 <w:rFonts w:ascii="Avenir Next" w:hAnsi="Avenir Next" w:cs="Avenir Next" w:eastAsia="Avenir Next"/>
                 <w:i/>
                 <w:color w:val="1A1A1A"/>
-                <w:sz w:val="18"/>
+                <w:sz w:val="22"/>
                 <w:szCs w:val="18"/>
               </w:rPr>
               <w:t xml:space="preserve">n</w:t>
@@ -3368,7 +3376,7 @@
               <w:rPr>
                 <w:rFonts w:ascii="Avenir Next" w:hAnsi="Avenir Next" w:cs="Avenir Next" w:eastAsia="Avenir Next"/>
                 <w:color w:val="1A1A1A"/>
-                <w:sz w:val="18"/>
+                <w:sz w:val="22"/>
                 <w:szCs w:val="18"/>
                 <w:vertAlign w:val="superscript"/>
               </w:rPr>
@@ -3378,7 +3386,7 @@
               <w:rPr>
                 <w:rFonts w:ascii="Avenir Next" w:hAnsi="Avenir Next" w:cs="Avenir Next" w:eastAsia="Avenir Next"/>
                 <w:color w:val="1A1A1A"/>
-                <w:sz w:val="18"/>
+                <w:sz w:val="22"/>
                 <w:szCs w:val="18"/>
               </w:rPr>
               <w:t xml:space="preserve"> with </w:t>
@@ -3388,7 +3396,7 @@
                 <w:rFonts w:ascii="Avenir Next" w:hAnsi="Avenir Next" w:cs="Avenir Next" w:eastAsia="Avenir Next"/>
                 <w:i/>
                 <w:color w:val="1A1A1A"/>
-                <w:sz w:val="18"/>
+                <w:sz w:val="22"/>
                 <w:szCs w:val="18"/>
               </w:rPr>
               <w:t xml:space="preserve">n</w:t>
@@ -3397,7 +3405,7 @@
               <w:rPr>
                 <w:rFonts w:ascii="Avenir Next" w:hAnsi="Avenir Next" w:cs="Avenir Next" w:eastAsia="Avenir Next"/>
                 <w:color w:val="1A1A1A"/>
-                <w:sz w:val="18"/>
+                <w:sz w:val="22"/>
                 <w:szCs w:val="18"/>
               </w:rPr>
               <w:t xml:space="preserve"> = 5 is 2 × 25 = 50.</w:t>
@@ -3412,6 +3420,7 @@
           </w:tcPr>
           <w:p>
             <w:pPr>
+              <w:pStyle w:val="Heading2"/>
               <w:spacing w:before="0" w:after="40" w:line="264" w:lineRule="auto"/>
             </w:pPr>
             <w:r>
@@ -3434,7 +3443,7 @@
               <w:rPr>
                 <w:rFonts w:ascii="Avenir Next" w:hAnsi="Avenir Next" w:cs="Avenir Next" w:eastAsia="Avenir Next"/>
                 <w:color w:val="1A1A1A"/>
-                <w:sz w:val="17"/>
+                <w:sz w:val="22"/>
                 <w:szCs w:val="17"/>
               </w:rPr>
               <w:t xml:space="preserve">Evaluate 3</w:t>
@@ -3444,7 +3453,7 @@
                 <w:rFonts w:ascii="Avenir Next" w:hAnsi="Avenir Next" w:cs="Avenir Next" w:eastAsia="Avenir Next"/>
                 <w:i/>
                 <w:color w:val="1A1A1A"/>
-                <w:sz w:val="17"/>
+                <w:sz w:val="22"/>
                 <w:szCs w:val="17"/>
               </w:rPr>
               <w:t xml:space="preserve">a</w:t>
@@ -3453,7 +3462,7 @@
               <w:rPr>
                 <w:rFonts w:ascii="Avenir Next" w:hAnsi="Avenir Next" w:cs="Avenir Next" w:eastAsia="Avenir Next"/>
                 <w:color w:val="1A1A1A"/>
-                <w:sz w:val="17"/>
+                <w:sz w:val="22"/>
                 <w:szCs w:val="17"/>
                 <w:vertAlign w:val="superscript"/>
               </w:rPr>
@@ -3463,7 +3472,7 @@
               <w:rPr>
                 <w:rFonts w:ascii="Avenir Next" w:hAnsi="Avenir Next" w:cs="Avenir Next" w:eastAsia="Avenir Next"/>
                 <w:color w:val="1A1A1A"/>
-                <w:sz w:val="17"/>
+                <w:sz w:val="22"/>
                 <w:szCs w:val="17"/>
               </w:rPr>
               <w:t xml:space="preserve"> − 4 when </w:t>
@@ -3473,7 +3482,7 @@
                 <w:rFonts w:ascii="Avenir Next" w:hAnsi="Avenir Next" w:cs="Avenir Next" w:eastAsia="Avenir Next"/>
                 <w:i/>
                 <w:color w:val="1A1A1A"/>
-                <w:sz w:val="17"/>
+                <w:sz w:val="22"/>
                 <w:szCs w:val="17"/>
               </w:rPr>
               <w:t xml:space="preserve">a</w:t>
@@ -3482,7 +3491,7 @@
               <w:rPr>
                 <w:rFonts w:ascii="Avenir Next" w:hAnsi="Avenir Next" w:cs="Avenir Next" w:eastAsia="Avenir Next"/>
                 <w:color w:val="1A1A1A"/>
-                <w:sz w:val="17"/>
+                <w:sz w:val="22"/>
                 <w:szCs w:val="17"/>
               </w:rPr>
               <w:t xml:space="preserve"> = 4.</w:t>
@@ -3501,34 +3510,34 @@
                 <w:rFonts w:ascii="Avenir Next" w:hAnsi="Avenir Next" w:cs="Avenir Next" w:eastAsia="Avenir Next"/>
                 <w:b/>
                 <w:color w:val="003A70"/>
+                <w:sz w:val="22"/>
+                <w:szCs w:val="17"/>
+              </w:rPr>
+              <w:t xml:space="preserve">Step 1</w:t>
+            </w:r>
+            <w:r>
+              <w:rPr>
+                <w:rFonts w:ascii="Avenir Next" w:hAnsi="Avenir Next" w:cs="Avenir Next" w:eastAsia="Avenir Next"/>
+                <w:color w:val="1A1A1A"/>
                 <w:sz w:val="17"/>
                 <w:szCs w:val="17"/>
               </w:rPr>
-              <w:t xml:space="preserve">Step 1</w:t>
-            </w:r>
-            <w:r>
-              <w:rPr>
-                <w:rFonts w:ascii="Avenir Next" w:hAnsi="Avenir Next" w:cs="Avenir Next" w:eastAsia="Avenir Next"/>
-                <w:color w:val="1A1A1A"/>
-                <w:sz w:val="17"/>
+              <w:tab/>
+            </w:r>
+            <w:r>
+              <w:rPr>
+                <w:rFonts w:ascii="Avenir Next" w:hAnsi="Avenir Next" w:cs="Avenir Next" w:eastAsia="Avenir Next"/>
+                <w:color w:val="1A1A1A"/>
+                <w:sz w:val="22"/>
                 <w:szCs w:val="17"/>
               </w:rPr>
-              <w:tab/>
-            </w:r>
-            <w:r>
-              <w:rPr>
-                <w:rFonts w:ascii="Avenir Next" w:hAnsi="Avenir Next" w:cs="Avenir Next" w:eastAsia="Avenir Next"/>
-                <w:color w:val="1A1A1A"/>
-                <w:sz w:val="17"/>
-                <w:szCs w:val="17"/>
-              </w:rPr>
               <w:t xml:space="preserve">Substitute: 3 × 4</w:t>
             </w:r>
             <w:r>
               <w:rPr>
                 <w:rFonts w:ascii="Avenir Next" w:hAnsi="Avenir Next" w:cs="Avenir Next" w:eastAsia="Avenir Next"/>
                 <w:color w:val="1A1A1A"/>
-                <w:sz w:val="17"/>
+                <w:sz w:val="22"/>
                 <w:szCs w:val="17"/>
                 <w:vertAlign w:val="superscript"/>
               </w:rPr>
@@ -3538,7 +3547,7 @@
               <w:rPr>
                 <w:rFonts w:ascii="Avenir Next" w:hAnsi="Avenir Next" w:cs="Avenir Next" w:eastAsia="Avenir Next"/>
                 <w:color w:val="1A1A1A"/>
-                <w:sz w:val="17"/>
+                <w:sz w:val="22"/>
                 <w:szCs w:val="17"/>
               </w:rPr>
               <w:t xml:space="preserve"> − 4</w:t>
@@ -3557,25 +3566,25 @@
                 <w:rFonts w:ascii="Avenir Next" w:hAnsi="Avenir Next" w:cs="Avenir Next" w:eastAsia="Avenir Next"/>
                 <w:b/>
                 <w:color w:val="003A70"/>
+                <w:sz w:val="22"/>
+                <w:szCs w:val="17"/>
+              </w:rPr>
+              <w:t xml:space="preserve">Step 2</w:t>
+            </w:r>
+            <w:r>
+              <w:rPr>
+                <w:rFonts w:ascii="Avenir Next" w:hAnsi="Avenir Next" w:cs="Avenir Next" w:eastAsia="Avenir Next"/>
+                <w:color w:val="1A1A1A"/>
                 <w:sz w:val="17"/>
                 <w:szCs w:val="17"/>
               </w:rPr>
-              <w:t xml:space="preserve">Step 2</w:t>
-            </w:r>
-            <w:r>
-              <w:rPr>
-                <w:rFonts w:ascii="Avenir Next" w:hAnsi="Avenir Next" w:cs="Avenir Next" w:eastAsia="Avenir Next"/>
-                <w:color w:val="1A1A1A"/>
-                <w:sz w:val="17"/>
-                <w:szCs w:val="17"/>
-              </w:rPr>
               <w:tab/>
             </w:r>
             <w:r>
               <w:rPr>
                 <w:rFonts w:ascii="Avenir Next" w:hAnsi="Avenir Next" w:cs="Avenir Next" w:eastAsia="Avenir Next"/>
                 <w:color w:val="1A1A1A"/>
-                <w:sz w:val="17"/>
+                <w:sz w:val="22"/>
                 <w:szCs w:val="17"/>
               </w:rPr>
               <w:t xml:space="preserve">Power, multiply, subtract: 3 × 16 − 4 = 48 − 4 = 44</w:t>
@@ -3594,18 +3603,18 @@
                 <w:rFonts w:ascii="Avenir Next" w:hAnsi="Avenir Next" w:cs="Avenir Next" w:eastAsia="Avenir Next"/>
                 <w:b/>
                 <w:color w:val="1A1A1A"/>
+                <w:sz w:val="22"/>
+                <w:szCs w:val="17"/>
+              </w:rPr>
+              <w:t xml:space="preserve">Answer</w:t>
+            </w:r>
+            <w:r>
+              <w:rPr>
+                <w:rFonts w:ascii="Avenir Next" w:hAnsi="Avenir Next" w:cs="Avenir Next" w:eastAsia="Avenir Next"/>
+                <w:color w:val="1A1A1A"/>
                 <w:sz w:val="17"/>
                 <w:szCs w:val="17"/>
               </w:rPr>
-              <w:t xml:space="preserve">Answer</w:t>
-            </w:r>
-            <w:r>
-              <w:rPr>
-                <w:rFonts w:ascii="Avenir Next" w:hAnsi="Avenir Next" w:cs="Avenir Next" w:eastAsia="Avenir Next"/>
-                <w:color w:val="1A1A1A"/>
-                <w:sz w:val="17"/>
-                <w:szCs w:val="17"/>
-              </w:rPr>
               <w:tab/>
             </w:r>
             <w:r>
@@ -3613,7 +3622,7 @@
                 <w:rFonts w:ascii="Avenir Next" w:hAnsi="Avenir Next" w:cs="Avenir Next" w:eastAsia="Avenir Next"/>
                 <w:b/>
                 <w:color w:val="1A1A1A"/>
-                <w:sz w:val="17"/>
+                <w:sz w:val="22"/>
                 <w:szCs w:val="17"/>
               </w:rPr>
               <w:t xml:space="preserve">44</w:t>
@@ -3663,6 +3672,7 @@
           </w:tcPr>
           <w:p>
             <w:pPr>
+              <w:pStyle w:val="Heading2"/>
               <w:spacing w:before="0" w:after="40" w:line="264" w:lineRule="auto"/>
             </w:pPr>
             <w:r>
@@ -3686,7 +3696,7 @@
                 <w:rFonts w:ascii="Avenir Next" w:hAnsi="Avenir Next" w:cs="Avenir Next" w:eastAsia="Avenir Next"/>
                 <w:b/>
                 <w:color w:val="1A1A1A"/>
-                <w:sz w:val="21"/>
+                <w:sz w:val="22"/>
                 <w:szCs w:val="21"/>
               </w:rPr>
               <w:t xml:space="preserve">substitute</w:t>
@@ -3695,7 +3705,7 @@
               <w:rPr>
                 <w:rFonts w:ascii="Avenir Next" w:hAnsi="Avenir Next" w:cs="Avenir Next" w:eastAsia="Avenir Next"/>
                 <w:color w:val="5A5F66"/>
-                <w:sz w:val="21"/>
+                <w:sz w:val="22"/>
                 <w:szCs w:val="21"/>
               </w:rPr>
               <w:t xml:space="preserve"> — </w:t>
@@ -3704,7 +3714,7 @@
               <w:rPr>
                 <w:rFonts w:ascii="Avenir Next" w:hAnsi="Avenir Next" w:cs="Avenir Next" w:eastAsia="Avenir Next"/>
                 <w:color w:val="1A1A1A"/>
-                <w:sz w:val="21"/>
+                <w:sz w:val="22"/>
                 <w:szCs w:val="21"/>
               </w:rPr>
               <w:t xml:space="preserve">put the number in place of the letter</w:t>
@@ -3719,7 +3729,7 @@
                 <w:rFonts w:ascii="Avenir Next" w:hAnsi="Avenir Next" w:cs="Avenir Next" w:eastAsia="Avenir Next"/>
                 <w:b/>
                 <w:color w:val="1A1A1A"/>
-                <w:sz w:val="21"/>
+                <w:sz w:val="22"/>
                 <w:szCs w:val="21"/>
               </w:rPr>
               <w:t xml:space="preserve">evaluate</w:t>
@@ -3728,7 +3738,7 @@
               <w:rPr>
                 <w:rFonts w:ascii="Avenir Next" w:hAnsi="Avenir Next" w:cs="Avenir Next" w:eastAsia="Avenir Next"/>
                 <w:color w:val="5A5F66"/>
-                <w:sz w:val="21"/>
+                <w:sz w:val="22"/>
                 <w:szCs w:val="21"/>
               </w:rPr>
               <w:t xml:space="preserve"> — </w:t>
@@ -3737,7 +3747,7 @@
               <w:rPr>
                 <w:rFonts w:ascii="Avenir Next" w:hAnsi="Avenir Next" w:cs="Avenir Next" w:eastAsia="Avenir Next"/>
                 <w:color w:val="1A1A1A"/>
-                <w:sz w:val="21"/>
+                <w:sz w:val="22"/>
                 <w:szCs w:val="21"/>
               </w:rPr>
               <w:t xml:space="preserve">find the value</w:t>
@@ -3763,7 +3773,7 @@
                 <w:rFonts w:ascii="Avenir Next" w:hAnsi="Avenir Next" w:cs="Avenir Next" w:eastAsia="Avenir Next"/>
                 <w:b/>
                 <w:color w:val="1A1A1A"/>
-                <w:sz w:val="21"/>
+                <w:sz w:val="22"/>
                 <w:szCs w:val="21"/>
               </w:rPr>
               <w:t xml:space="preserve">4x</w:t>
@@ -3772,7 +3782,7 @@
               <w:rPr>
                 <w:rFonts w:ascii="Avenir Next" w:hAnsi="Avenir Next" w:cs="Avenir Next" w:eastAsia="Avenir Next"/>
                 <w:color w:val="5A5F66"/>
-                <w:sz w:val="21"/>
+                <w:sz w:val="22"/>
                 <w:szCs w:val="21"/>
               </w:rPr>
               <w:t xml:space="preserve"> — </w:t>
@@ -3781,7 +3791,7 @@
               <w:rPr>
                 <w:rFonts w:ascii="Avenir Next" w:hAnsi="Avenir Next" w:cs="Avenir Next" w:eastAsia="Avenir Next"/>
                 <w:color w:val="1A1A1A"/>
-                <w:sz w:val="21"/>
+                <w:sz w:val="22"/>
                 <w:szCs w:val="21"/>
               </w:rPr>
               <w:t xml:space="preserve">4 × x (multiply)</w:t>
@@ -3792,6 +3802,7 @@
     </w:tbl>
     <w:p>
       <w:pPr>
+        <w:pStyle w:val="Heading2"/>
         <w:keepNext/>
         <w:pBdr>
           <w:bottom w:val="single" w:sz="8" w:space="3" w:color="003A70"/>
@@ -3807,7 +3818,7 @@
           <w:b/>
           <w:color w:val="003A70"/>
           <w:spacing w:val="14"/>
-          <w:sz w:val="21"/>
+          <w:sz w:val="22"/>
           <w:szCs w:val="21"/>
         </w:rPr>
         <w:t xml:space="preserve">PRACTICE</w:t>
@@ -3826,7 +3837,7 @@
           <w:rFonts w:ascii="Avenir Next" w:hAnsi="Avenir Next" w:cs="Avenir Next" w:eastAsia="Avenir Next"/>
           <w:i/>
           <w:color w:val="5A5F66"/>
-          <w:sz w:val="17"/>
+          <w:sz w:val="22"/>
           <w:szCs w:val="17"/>
         </w:rPr>
         <w:t xml:space="preserve">show your work · label units</w:t>
@@ -3941,25 +3952,25 @@
                 <w:rFonts w:ascii="Avenir Next" w:hAnsi="Avenir Next" w:cs="Avenir Next" w:eastAsia="Avenir Next"/>
                 <w:b/>
                 <w:color w:val="003A70"/>
+                <w:sz w:val="22"/>
+                <w:szCs w:val="18"/>
+              </w:rPr>
+              <w:t xml:space="preserve">Step 1</w:t>
+            </w:r>
+            <w:r>
+              <w:rPr>
+                <w:rFonts w:ascii="Avenir Next" w:hAnsi="Avenir Next" w:cs="Avenir Next" w:eastAsia="Avenir Next"/>
+                <w:color w:val="1A1A1A"/>
                 <w:sz w:val="18"/>
                 <w:szCs w:val="18"/>
               </w:rPr>
-              <w:t xml:space="preserve">Step 1</w:t>
-            </w:r>
-            <w:r>
-              <w:rPr>
-                <w:rFonts w:ascii="Avenir Next" w:hAnsi="Avenir Next" w:cs="Avenir Next" w:eastAsia="Avenir Next"/>
-                <w:color w:val="1A1A1A"/>
-                <w:sz w:val="18"/>
-                <w:szCs w:val="18"/>
-              </w:rPr>
               <w:tab/>
             </w:r>
             <w:r>
               <w:rPr>
                 <w:rFonts w:ascii="Avenir Next" w:hAnsi="Avenir Next" w:cs="Avenir Next" w:eastAsia="Avenir Next"/>
                 <w:color w:val="1A1A1A"/>
-                <w:sz w:val="21"/>
+                <w:sz w:val="22"/>
                 <w:szCs w:val="21"/>
               </w:rPr>
               <w:t xml:space="preserve">Put 6 in place of </w:t>
@@ -3969,7 +3980,7 @@
                 <w:rFonts w:ascii="Avenir Next" w:hAnsi="Avenir Next" w:cs="Avenir Next" w:eastAsia="Avenir Next"/>
                 <w:i/>
                 <w:color w:val="1A1A1A"/>
-                <w:sz w:val="21"/>
+                <w:sz w:val="22"/>
                 <w:szCs w:val="21"/>
               </w:rPr>
               <w:t xml:space="preserve">x</w:t>
@@ -3978,7 +3989,7 @@
               <w:rPr>
                 <w:rFonts w:ascii="Avenir Next" w:hAnsi="Avenir Next" w:cs="Avenir Next" w:eastAsia="Avenir Next"/>
                 <w:color w:val="1A1A1A"/>
-                <w:sz w:val="21"/>
+                <w:sz w:val="22"/>
                 <w:szCs w:val="21"/>
               </w:rPr>
               <w:t xml:space="preserve">.</w:t>
@@ -3998,25 +4009,25 @@
                 <w:rFonts w:ascii="Avenir Next" w:hAnsi="Avenir Next" w:cs="Avenir Next" w:eastAsia="Avenir Next"/>
                 <w:b/>
                 <w:color w:val="003A70"/>
+                <w:sz w:val="22"/>
+                <w:szCs w:val="18"/>
+              </w:rPr>
+              <w:t xml:space="preserve">Step 2</w:t>
+            </w:r>
+            <w:r>
+              <w:rPr>
+                <w:rFonts w:ascii="Avenir Next" w:hAnsi="Avenir Next" w:cs="Avenir Next" w:eastAsia="Avenir Next"/>
+                <w:color w:val="1A1A1A"/>
                 <w:sz w:val="18"/>
                 <w:szCs w:val="18"/>
               </w:rPr>
-              <w:t xml:space="preserve">Step 2</w:t>
-            </w:r>
-            <w:r>
-              <w:rPr>
-                <w:rFonts w:ascii="Avenir Next" w:hAnsi="Avenir Next" w:cs="Avenir Next" w:eastAsia="Avenir Next"/>
-                <w:color w:val="1A1A1A"/>
-                <w:sz w:val="18"/>
-                <w:szCs w:val="18"/>
-              </w:rPr>
               <w:tab/>
             </w:r>
             <w:r>
               <w:rPr>
                 <w:rFonts w:ascii="Avenir Next" w:hAnsi="Avenir Next" w:cs="Avenir Next" w:eastAsia="Avenir Next"/>
                 <w:color w:val="1A1A1A"/>
-                <w:sz w:val="21"/>
+                <w:sz w:val="22"/>
                 <w:szCs w:val="21"/>
               </w:rPr>
               <w:t xml:space="preserve">Do powers, then × and ÷, then + and −.</w:t>
@@ -5033,25 +5044,25 @@
                 <w:rFonts w:ascii="Avenir Next" w:hAnsi="Avenir Next" w:cs="Avenir Next" w:eastAsia="Avenir Next"/>
                 <w:b/>
                 <w:color w:val="003A70"/>
+                <w:sz w:val="22"/>
+                <w:szCs w:val="18"/>
+              </w:rPr>
+              <w:t xml:space="preserve">Step 1</w:t>
+            </w:r>
+            <w:r>
+              <w:rPr>
+                <w:rFonts w:ascii="Avenir Next" w:hAnsi="Avenir Next" w:cs="Avenir Next" w:eastAsia="Avenir Next"/>
+                <w:color w:val="1A1A1A"/>
                 <w:sz w:val="18"/>
                 <w:szCs w:val="18"/>
               </w:rPr>
-              <w:t xml:space="preserve">Step 1</w:t>
-            </w:r>
-            <w:r>
-              <w:rPr>
-                <w:rFonts w:ascii="Avenir Next" w:hAnsi="Avenir Next" w:cs="Avenir Next" w:eastAsia="Avenir Next"/>
-                <w:color w:val="1A1A1A"/>
-                <w:sz w:val="18"/>
-                <w:szCs w:val="18"/>
-              </w:rPr>
               <w:tab/>
             </w:r>
             <w:r>
               <w:rPr>
                 <w:rFonts w:ascii="Avenir Next" w:hAnsi="Avenir Next" w:cs="Avenir Next" w:eastAsia="Avenir Next"/>
                 <w:color w:val="1A1A1A"/>
-                <w:sz w:val="21"/>
+                <w:sz w:val="22"/>
                 <w:szCs w:val="21"/>
               </w:rPr>
               <w:t xml:space="preserve">Put each number of hours in for </w:t>
@@ -5061,7 +5072,7 @@
                 <w:rFonts w:ascii="Avenir Next" w:hAnsi="Avenir Next" w:cs="Avenir Next" w:eastAsia="Avenir Next"/>
                 <w:i/>
                 <w:color w:val="1A1A1A"/>
-                <w:sz w:val="21"/>
+                <w:sz w:val="22"/>
                 <w:szCs w:val="21"/>
               </w:rPr>
               <w:t xml:space="preserve">h</w:t>
@@ -5070,7 +5081,7 @@
               <w:rPr>
                 <w:rFonts w:ascii="Avenir Next" w:hAnsi="Avenir Next" w:cs="Avenir Next" w:eastAsia="Avenir Next"/>
                 <w:color w:val="1A1A1A"/>
-                <w:sz w:val="21"/>
+                <w:sz w:val="22"/>
                 <w:szCs w:val="21"/>
               </w:rPr>
               <w:t xml:space="preserve">.</w:t>
@@ -5090,25 +5101,25 @@
                 <w:rFonts w:ascii="Avenir Next" w:hAnsi="Avenir Next" w:cs="Avenir Next" w:eastAsia="Avenir Next"/>
                 <w:b/>
                 <w:color w:val="003A70"/>
+                <w:sz w:val="22"/>
+                <w:szCs w:val="18"/>
+              </w:rPr>
+              <w:t xml:space="preserve">Step 2</w:t>
+            </w:r>
+            <w:r>
+              <w:rPr>
+                <w:rFonts w:ascii="Avenir Next" w:hAnsi="Avenir Next" w:cs="Avenir Next" w:eastAsia="Avenir Next"/>
+                <w:color w:val="1A1A1A"/>
                 <w:sz w:val="18"/>
                 <w:szCs w:val="18"/>
               </w:rPr>
-              <w:t xml:space="preserve">Step 2</w:t>
-            </w:r>
-            <w:r>
-              <w:rPr>
-                <w:rFonts w:ascii="Avenir Next" w:hAnsi="Avenir Next" w:cs="Avenir Next" w:eastAsia="Avenir Next"/>
-                <w:color w:val="1A1A1A"/>
-                <w:sz w:val="18"/>
-                <w:szCs w:val="18"/>
-              </w:rPr>
               <w:tab/>
             </w:r>
             <w:r>
               <w:rPr>
                 <w:rFonts w:ascii="Avenir Next" w:hAnsi="Avenir Next" w:cs="Avenir Next" w:eastAsia="Avenir Next"/>
                 <w:color w:val="1A1A1A"/>
-                <w:sz w:val="21"/>
+                <w:sz w:val="22"/>
                 <w:szCs w:val="21"/>
               </w:rPr>
               <w:t xml:space="preserve">Multiply by 8, then add 5.</w:t>
@@ -5163,7 +5174,7 @@
                       <w:rFonts w:ascii="Avenir Next" w:hAnsi="Avenir Next" w:cs="Avenir Next" w:eastAsia="Avenir Next"/>
                       <w:b/>
                       <w:color w:val="1A1A1A"/>
-                      <w:sz w:val="21"/>
+                      <w:sz w:val="22"/>
                       <w:szCs w:val="21"/>
                     </w:rPr>
                     <w:t xml:space="preserve">Hours, </w:t>
@@ -5174,7 +5185,7 @@
                       <w:b/>
                       <w:i/>
                       <w:color w:val="1A1A1A"/>
-                      <w:sz w:val="21"/>
+                      <w:sz w:val="22"/>
                       <w:szCs w:val="21"/>
                     </w:rPr>
                     <w:t xml:space="preserve">h</w:t>
@@ -5197,7 +5208,7 @@
                       <w:rFonts w:ascii="Avenir Next" w:hAnsi="Avenir Next" w:cs="Avenir Next" w:eastAsia="Avenir Next"/>
                       <w:b/>
                       <w:color w:val="1A1A1A"/>
-                      <w:sz w:val="21"/>
+                      <w:sz w:val="22"/>
                       <w:szCs w:val="21"/>
                     </w:rPr>
                     <w:t xml:space="preserve">1</w:t>
@@ -5220,7 +5231,7 @@
                       <w:rFonts w:ascii="Avenir Next" w:hAnsi="Avenir Next" w:cs="Avenir Next" w:eastAsia="Avenir Next"/>
                       <w:b/>
                       <w:color w:val="1A1A1A"/>
-                      <w:sz w:val="21"/>
+                      <w:sz w:val="22"/>
                       <w:szCs w:val="21"/>
                     </w:rPr>
                     <w:t xml:space="preserve">3</w:t>
@@ -5243,7 +5254,7 @@
                       <w:rFonts w:ascii="Avenir Next" w:hAnsi="Avenir Next" w:cs="Avenir Next" w:eastAsia="Avenir Next"/>
                       <w:b/>
                       <w:color w:val="1A1A1A"/>
-                      <w:sz w:val="21"/>
+                      <w:sz w:val="22"/>
                       <w:szCs w:val="21"/>
                     </w:rPr>
                     <w:t xml:space="preserve">6</w:t>
@@ -5272,7 +5283,7 @@
                       <w:rFonts w:ascii="Avenir Next" w:hAnsi="Avenir Next" w:cs="Avenir Next" w:eastAsia="Avenir Next"/>
                       <w:b/>
                       <w:color w:val="1A1A1A"/>
-                      <w:sz w:val="21"/>
+                      <w:sz w:val="22"/>
                       <w:szCs w:val="21"/>
                     </w:rPr>
                     <w:t xml:space="preserve">Cost, 8</w:t>
@@ -5283,7 +5294,7 @@
                       <w:b/>
                       <w:i/>
                       <w:color w:val="1A1A1A"/>
-                      <w:sz w:val="21"/>
+                      <w:sz w:val="22"/>
                       <w:szCs w:val="21"/>
                     </w:rPr>
                     <w:t xml:space="preserve">h</w:t>
@@ -5293,7 +5304,7 @@
                       <w:rFonts w:ascii="Avenir Next" w:hAnsi="Avenir Next" w:cs="Avenir Next" w:eastAsia="Avenir Next"/>
                       <w:b/>
                       <w:color w:val="1A1A1A"/>
-                      <w:sz w:val="21"/>
+                      <w:sz w:val="22"/>
                       <w:szCs w:val="21"/>
                     </w:rPr>
                     <w:t xml:space="preserve"> + 5 (dollars)</w:t>
@@ -5543,25 +5554,25 @@
                 <w:rFonts w:ascii="Avenir Next" w:hAnsi="Avenir Next" w:cs="Avenir Next" w:eastAsia="Avenir Next"/>
                 <w:b/>
                 <w:color w:val="003A70"/>
+                <w:sz w:val="22"/>
+                <w:szCs w:val="18"/>
+              </w:rPr>
+              <w:t xml:space="preserve">Step 1</w:t>
+            </w:r>
+            <w:r>
+              <w:rPr>
+                <w:rFonts w:ascii="Avenir Next" w:hAnsi="Avenir Next" w:cs="Avenir Next" w:eastAsia="Avenir Next"/>
+                <w:color w:val="1A1A1A"/>
                 <w:sz w:val="18"/>
                 <w:szCs w:val="18"/>
               </w:rPr>
-              <w:t xml:space="preserve">Step 1</w:t>
-            </w:r>
-            <w:r>
-              <w:rPr>
-                <w:rFonts w:ascii="Avenir Next" w:hAnsi="Avenir Next" w:cs="Avenir Next" w:eastAsia="Avenir Next"/>
-                <w:color w:val="1A1A1A"/>
-                <w:sz w:val="18"/>
-                <w:szCs w:val="18"/>
-              </w:rPr>
               <w:tab/>
             </w:r>
             <w:r>
               <w:rPr>
                 <w:rFonts w:ascii="Avenir Next" w:hAnsi="Avenir Next" w:cs="Avenir Next" w:eastAsia="Avenir Next"/>
                 <w:color w:val="1A1A1A"/>
-                <w:sz w:val="21"/>
+                <w:sz w:val="22"/>
                 <w:szCs w:val="21"/>
               </w:rPr>
               <w:t xml:space="preserve">Multiply 6 × 5 first.</w:t>
@@ -5581,25 +5592,25 @@
                 <w:rFonts w:ascii="Avenir Next" w:hAnsi="Avenir Next" w:cs="Avenir Next" w:eastAsia="Avenir Next"/>
                 <w:b/>
                 <w:color w:val="003A70"/>
+                <w:sz w:val="22"/>
+                <w:szCs w:val="18"/>
+              </w:rPr>
+              <w:t xml:space="preserve">Step 2</w:t>
+            </w:r>
+            <w:r>
+              <w:rPr>
+                <w:rFonts w:ascii="Avenir Next" w:hAnsi="Avenir Next" w:cs="Avenir Next" w:eastAsia="Avenir Next"/>
+                <w:color w:val="1A1A1A"/>
                 <w:sz w:val="18"/>
                 <w:szCs w:val="18"/>
               </w:rPr>
-              <w:t xml:space="preserve">Step 2</w:t>
-            </w:r>
-            <w:r>
-              <w:rPr>
-                <w:rFonts w:ascii="Avenir Next" w:hAnsi="Avenir Next" w:cs="Avenir Next" w:eastAsia="Avenir Next"/>
-                <w:color w:val="1A1A1A"/>
-                <w:sz w:val="18"/>
-                <w:szCs w:val="18"/>
-              </w:rPr>
               <w:tab/>
             </w:r>
             <w:r>
               <w:rPr>
                 <w:rFonts w:ascii="Avenir Next" w:hAnsi="Avenir Next" w:cs="Avenir Next" w:eastAsia="Avenir Next"/>
                 <w:color w:val="1A1A1A"/>
-                <w:sz w:val="21"/>
+                <w:sz w:val="22"/>
                 <w:szCs w:val="21"/>
               </w:rPr>
               <w:t xml:space="preserve">Subtract the answer from 100.</w:t>
@@ -5676,25 +5687,25 @@
                 <w:rFonts w:ascii="Avenir Next" w:hAnsi="Avenir Next" w:cs="Avenir Next" w:eastAsia="Avenir Next"/>
                 <w:b/>
                 <w:color w:val="1A1A1A"/>
+                <w:sz w:val="22"/>
+                <w:szCs w:val="18"/>
+              </w:rPr>
+              <w:t xml:space="preserve">Answer</w:t>
+            </w:r>
+            <w:r>
+              <w:rPr>
+                <w:rFonts w:ascii="Avenir Next" w:hAnsi="Avenir Next" w:cs="Avenir Next" w:eastAsia="Avenir Next"/>
+                <w:color w:val="1A1A1A"/>
                 <w:sz w:val="18"/>
                 <w:szCs w:val="18"/>
               </w:rPr>
-              <w:t xml:space="preserve">Answer</w:t>
-            </w:r>
-            <w:r>
-              <w:rPr>
-                <w:rFonts w:ascii="Avenir Next" w:hAnsi="Avenir Next" w:cs="Avenir Next" w:eastAsia="Avenir Next"/>
-                <w:color w:val="1A1A1A"/>
-                <w:sz w:val="18"/>
-                <w:szCs w:val="18"/>
-              </w:rPr>
               <w:tab/>
             </w:r>
             <w:r>
               <w:rPr>
                 <w:rFonts w:ascii="Avenir Next" w:hAnsi="Avenir Next" w:cs="Avenir Next" w:eastAsia="Avenir Next"/>
                 <w:color w:val="1A1A1A"/>
-                <w:sz w:val="18"/>
+                <w:sz w:val="22"/>
                 <w:szCs w:val="18"/>
               </w:rPr>
               <w:t xml:space="preserve">  %</w:t>
@@ -5843,7 +5854,7 @@
                 <w:rFonts w:ascii="Avenir Next" w:hAnsi="Avenir Next" w:cs="Avenir Next" w:eastAsia="Avenir Next"/>
                 <w:b/>
                 <w:color w:val="003A70"/>
-                <w:sz w:val="17"/>
+                <w:sz w:val="22"/>
                 <w:szCs w:val="17"/>
               </w:rPr>
               <w:t xml:space="preserve">Frame  </w:t>
@@ -5853,10 +5864,30 @@
                 <w:rFonts w:ascii="Avenir Next" w:hAnsi="Avenir Next" w:cs="Avenir Next" w:eastAsia="Avenir Next"/>
                 <w:i/>
                 <w:color w:val="1A1A1A"/>
+                <w:sz w:val="22"/>
+                <w:szCs w:val="18"/>
+              </w:rPr>
+              <w:t xml:space="preserve">The correct value is </w:t>
+            </w:r>
+            <w:r>
+              <w:rPr>
+                <w:rFonts w:ascii="Avenir Next" w:hAnsi="Avenir Next" w:cs="Avenir Next" w:eastAsia="Avenir Next"/>
+                <w:color w:val="1A1A1A"/>
                 <w:sz w:val="18"/>
                 <w:szCs w:val="18"/>
-              </w:rPr>
-              <w:t xml:space="preserve">The correct value is </w:t>
+                <w:u w:val="single"/>
+              </w:rPr>
+              <w:t xml:space="preserve">      </w:t>
+            </w:r>
+            <w:r>
+              <w:rPr>
+                <w:rFonts w:ascii="Avenir Next" w:hAnsi="Avenir Next" w:cs="Avenir Next" w:eastAsia="Avenir Next"/>
+                <w:i/>
+                <w:color w:val="1A1A1A"/>
+                <w:sz w:val="22"/>
+                <w:szCs w:val="18"/>
+              </w:rPr>
+              <w:t xml:space="preserve"> because I multiply 3 × 4 </w:t>
             </w:r>
             <w:r>
               <w:rPr>
@@ -5873,27 +5904,7 @@
                 <w:rFonts w:ascii="Avenir Next" w:hAnsi="Avenir Next" w:cs="Avenir Next" w:eastAsia="Avenir Next"/>
                 <w:i/>
                 <w:color w:val="1A1A1A"/>
-                <w:sz w:val="18"/>
-                <w:szCs w:val="18"/>
-              </w:rPr>
-              <w:t xml:space="preserve"> because I multiply 3 × 4 </w:t>
-            </w:r>
-            <w:r>
-              <w:rPr>
-                <w:rFonts w:ascii="Avenir Next" w:hAnsi="Avenir Next" w:cs="Avenir Next" w:eastAsia="Avenir Next"/>
-                <w:color w:val="1A1A1A"/>
-                <w:sz w:val="18"/>
-                <w:szCs w:val="18"/>
-                <w:u w:val="single"/>
-              </w:rPr>
-              <w:t xml:space="preserve">      </w:t>
-            </w:r>
-            <w:r>
-              <w:rPr>
-                <w:rFonts w:ascii="Avenir Next" w:hAnsi="Avenir Next" w:cs="Avenir Next" w:eastAsia="Avenir Next"/>
-                <w:i/>
-                <w:color w:val="1A1A1A"/>
-                <w:sz w:val="18"/>
+                <w:sz w:val="22"/>
                 <w:szCs w:val="18"/>
               </w:rPr>
               <w:t xml:space="preserve"> I subtract.</w:t>
@@ -5962,7 +5973,7 @@
                     <w:rPr>
                       <w:rFonts w:ascii="Avenir Next" w:hAnsi="Avenir Next" w:cs="Avenir Next" w:eastAsia="Avenir Next"/>
                       <w:color w:val="1A1A1A"/>
-                      <w:sz w:val="21"/>
+                      <w:sz w:val="22"/>
                       <w:szCs w:val="21"/>
                     </w:rPr>
                     <w:t xml:space="preserve">68</w:t>
@@ -6001,7 +6012,7 @@
                     <w:rPr>
                       <w:rFonts w:ascii="Avenir Next" w:hAnsi="Avenir Next" w:cs="Avenir Next" w:eastAsia="Avenir Next"/>
                       <w:color w:val="1A1A1A"/>
-                      <w:sz w:val="21"/>
+                      <w:sz w:val="22"/>
                       <w:szCs w:val="21"/>
                     </w:rPr>
                     <w:t xml:space="preserve">8</w:t>
@@ -6040,7 +6051,7 @@
                     <w:rPr>
                       <w:rFonts w:ascii="Avenir Next" w:hAnsi="Avenir Next" w:cs="Avenir Next" w:eastAsia="Avenir Next"/>
                       <w:color w:val="1A1A1A"/>
-                      <w:sz w:val="21"/>
+                      <w:sz w:val="22"/>
                       <w:szCs w:val="21"/>
                     </w:rPr>
                     <w:t xml:space="preserve">32</w:t>
@@ -6064,6 +6075,7 @@
     </w:p>
     <w:p>
       <w:pPr>
+        <w:pStyle w:val="Heading2"/>
         <w:keepNext/>
         <w:pBdr>
           <w:bottom w:val="single" w:sz="8" w:space="3" w:color="003A70"/>
@@ -6079,7 +6091,7 @@
           <w:b/>
           <w:color w:val="003A70"/>
           <w:spacing w:val="14"/>
-          <w:sz w:val="21"/>
+          <w:sz w:val="22"/>
           <w:szCs w:val="21"/>
         </w:rPr>
         <w:t xml:space="preserve">TEST PRACTICE</w:t>
@@ -6098,7 +6110,7 @@
           <w:rFonts w:ascii="Avenir Next" w:hAnsi="Avenir Next" w:cs="Avenir Next" w:eastAsia="Avenir Next"/>
           <w:i/>
           <w:color w:val="5A5F66"/>
-          <w:sz w:val="17"/>
+          <w:sz w:val="22"/>
           <w:szCs w:val="17"/>
         </w:rPr>
         <w:t xml:space="preserve">choose the best answer</w:t>
@@ -6268,25 +6280,25 @@
                       <w:rFonts w:ascii="Avenir Next" w:hAnsi="Avenir Next" w:cs="Avenir Next" w:eastAsia="Avenir Next"/>
                       <w:b/>
                       <w:color w:val="003A70"/>
+                      <w:sz w:val="22"/>
+                      <w:szCs w:val="21"/>
+                    </w:rPr>
+                    <w:t xml:space="preserve">A</w:t>
+                  </w:r>
+                  <w:r>
+                    <w:rPr>
+                      <w:rFonts w:ascii="Avenir Next" w:hAnsi="Avenir Next" w:cs="Avenir Next" w:eastAsia="Avenir Next"/>
+                      <w:color w:val="1A1A1A"/>
                       <w:sz w:val="21"/>
                       <w:szCs w:val="21"/>
                     </w:rPr>
-                    <w:t xml:space="preserve">A</w:t>
-                  </w:r>
-                  <w:r>
-                    <w:rPr>
-                      <w:rFonts w:ascii="Avenir Next" w:hAnsi="Avenir Next" w:cs="Avenir Next" w:eastAsia="Avenir Next"/>
-                      <w:color w:val="1A1A1A"/>
-                      <w:sz w:val="21"/>
-                      <w:szCs w:val="21"/>
-                    </w:rPr>
                     <w:tab/>
                   </w:r>
                   <w:r>
                     <w:rPr>
                       <w:rFonts w:ascii="Avenir Next" w:hAnsi="Avenir Next" w:cs="Avenir Next" w:eastAsia="Avenir Next"/>
                       <w:color w:val="1A1A1A"/>
-                      <w:sz w:val="21"/>
+                      <w:sz w:val="22"/>
                       <w:szCs w:val="21"/>
                     </w:rPr>
                     <w:t xml:space="preserve">46</w:t>
@@ -6311,25 +6323,25 @@
                       <w:rFonts w:ascii="Avenir Next" w:hAnsi="Avenir Next" w:cs="Avenir Next" w:eastAsia="Avenir Next"/>
                       <w:b/>
                       <w:color w:val="003A70"/>
+                      <w:sz w:val="22"/>
+                      <w:szCs w:val="21"/>
+                    </w:rPr>
+                    <w:t xml:space="preserve">B</w:t>
+                  </w:r>
+                  <w:r>
+                    <w:rPr>
+                      <w:rFonts w:ascii="Avenir Next" w:hAnsi="Avenir Next" w:cs="Avenir Next" w:eastAsia="Avenir Next"/>
+                      <w:color w:val="1A1A1A"/>
                       <w:sz w:val="21"/>
                       <w:szCs w:val="21"/>
                     </w:rPr>
-                    <w:t xml:space="preserve">B</w:t>
-                  </w:r>
-                  <w:r>
-                    <w:rPr>
-                      <w:rFonts w:ascii="Avenir Next" w:hAnsi="Avenir Next" w:cs="Avenir Next" w:eastAsia="Avenir Next"/>
-                      <w:color w:val="1A1A1A"/>
-                      <w:sz w:val="21"/>
-                      <w:szCs w:val="21"/>
-                    </w:rPr>
                     <w:tab/>
                   </w:r>
                   <w:r>
                     <w:rPr>
                       <w:rFonts w:ascii="Avenir Next" w:hAnsi="Avenir Next" w:cs="Avenir Next" w:eastAsia="Avenir Next"/>
                       <w:color w:val="1A1A1A"/>
-                      <w:sz w:val="21"/>
+                      <w:sz w:val="22"/>
                       <w:szCs w:val="21"/>
                     </w:rPr>
                     <w:t xml:space="preserve">22</w:t>
@@ -6354,25 +6366,25 @@
                       <w:rFonts w:ascii="Avenir Next" w:hAnsi="Avenir Next" w:cs="Avenir Next" w:eastAsia="Avenir Next"/>
                       <w:b/>
                       <w:color w:val="003A70"/>
+                      <w:sz w:val="22"/>
+                      <w:szCs w:val="21"/>
+                    </w:rPr>
+                    <w:t xml:space="preserve">C</w:t>
+                  </w:r>
+                  <w:r>
+                    <w:rPr>
+                      <w:rFonts w:ascii="Avenir Next" w:hAnsi="Avenir Next" w:cs="Avenir Next" w:eastAsia="Avenir Next"/>
+                      <w:color w:val="1A1A1A"/>
                       <w:sz w:val="21"/>
                       <w:szCs w:val="21"/>
                     </w:rPr>
-                    <w:t xml:space="preserve">C</w:t>
-                  </w:r>
-                  <w:r>
-                    <w:rPr>
-                      <w:rFonts w:ascii="Avenir Next" w:hAnsi="Avenir Next" w:cs="Avenir Next" w:eastAsia="Avenir Next"/>
-                      <w:color w:val="1A1A1A"/>
-                      <w:sz w:val="21"/>
-                      <w:szCs w:val="21"/>
-                    </w:rPr>
                     <w:tab/>
                   </w:r>
                   <w:r>
                     <w:rPr>
                       <w:rFonts w:ascii="Avenir Next" w:hAnsi="Avenir Next" w:cs="Avenir Next" w:eastAsia="Avenir Next"/>
                       <w:color w:val="1A1A1A"/>
-                      <w:sz w:val="21"/>
+                      <w:sz w:val="22"/>
                       <w:szCs w:val="21"/>
                     </w:rPr>
                     <w:t xml:space="preserve">8</w:t>
@@ -6397,25 +6409,25 @@
                       <w:rFonts w:ascii="Avenir Next" w:hAnsi="Avenir Next" w:cs="Avenir Next" w:eastAsia="Avenir Next"/>
                       <w:b/>
                       <w:color w:val="003A70"/>
+                      <w:sz w:val="22"/>
+                      <w:szCs w:val="21"/>
+                    </w:rPr>
+                    <w:t xml:space="preserve">D</w:t>
+                  </w:r>
+                  <w:r>
+                    <w:rPr>
+                      <w:rFonts w:ascii="Avenir Next" w:hAnsi="Avenir Next" w:cs="Avenir Next" w:eastAsia="Avenir Next"/>
+                      <w:color w:val="1A1A1A"/>
                       <w:sz w:val="21"/>
                       <w:szCs w:val="21"/>
                     </w:rPr>
-                    <w:t xml:space="preserve">D</w:t>
-                  </w:r>
-                  <w:r>
-                    <w:rPr>
-                      <w:rFonts w:ascii="Avenir Next" w:hAnsi="Avenir Next" w:cs="Avenir Next" w:eastAsia="Avenir Next"/>
-                      <w:color w:val="1A1A1A"/>
-                      <w:sz w:val="21"/>
-                      <w:szCs w:val="21"/>
-                    </w:rPr>
                     <w:tab/>
                   </w:r>
                   <w:r>
                     <w:rPr>
                       <w:rFonts w:ascii="Avenir Next" w:hAnsi="Avenir Next" w:cs="Avenir Next" w:eastAsia="Avenir Next"/>
                       <w:color w:val="1A1A1A"/>
-                      <w:sz w:val="21"/>
+                      <w:sz w:val="22"/>
                       <w:szCs w:val="21"/>
                     </w:rPr>
                     <w:t xml:space="preserve">15</w:t>
@@ -6582,44 +6594,44 @@
                       <w:rFonts w:ascii="Avenir Next" w:hAnsi="Avenir Next" w:cs="Avenir Next" w:eastAsia="Avenir Next"/>
                       <w:b/>
                       <w:color w:val="003A70"/>
+                      <w:sz w:val="22"/>
+                      <w:szCs w:val="21"/>
+                    </w:rPr>
+                    <w:t xml:space="preserve">A</w:t>
+                  </w:r>
+                  <w:r>
+                    <w:rPr>
+                      <w:rFonts w:ascii="Avenir Next" w:hAnsi="Avenir Next" w:cs="Avenir Next" w:eastAsia="Avenir Next"/>
+                      <w:color w:val="1A1A1A"/>
                       <w:sz w:val="21"/>
                       <w:szCs w:val="21"/>
                     </w:rPr>
-                    <w:t xml:space="preserve">A</w:t>
-                  </w:r>
-                  <w:r>
-                    <w:rPr>
-                      <w:rFonts w:ascii="Avenir Next" w:hAnsi="Avenir Next" w:cs="Avenir Next" w:eastAsia="Avenir Next"/>
-                      <w:color w:val="1A1A1A"/>
-                      <w:sz w:val="21"/>
+                    <w:tab/>
+                  </w:r>
+                  <w:r>
+                    <w:rPr>
+                      <w:rFonts w:ascii="Avenir Next" w:hAnsi="Avenir Next" w:cs="Avenir Next" w:eastAsia="Avenir Next"/>
+                      <w:color w:val="1A1A1A"/>
+                      <w:sz w:val="22"/>
                       <w:szCs w:val="21"/>
                     </w:rPr>
-                    <w:tab/>
-                  </w:r>
-                  <w:r>
-                    <w:rPr>
-                      <w:rFonts w:ascii="Avenir Next" w:hAnsi="Avenir Next" w:cs="Avenir Next" w:eastAsia="Avenir Next"/>
-                      <w:color w:val="1A1A1A"/>
-                      <w:sz w:val="21"/>
+                    <w:t xml:space="preserve">6</w:t>
+                  </w:r>
+                  <w:r>
+                    <w:rPr>
+                      <w:rFonts w:ascii="Avenir Next" w:hAnsi="Avenir Next" w:cs="Avenir Next" w:eastAsia="Avenir Next"/>
+                      <w:i/>
+                      <w:color w:val="1A1A1A"/>
+                      <w:sz w:val="22"/>
                       <w:szCs w:val="21"/>
                     </w:rPr>
-                    <w:t xml:space="preserve">6</w:t>
-                  </w:r>
-                  <w:r>
-                    <w:rPr>
-                      <w:rFonts w:ascii="Avenir Next" w:hAnsi="Avenir Next" w:cs="Avenir Next" w:eastAsia="Avenir Next"/>
-                      <w:i/>
-                      <w:color w:val="1A1A1A"/>
-                      <w:sz w:val="21"/>
-                      <w:szCs w:val="21"/>
-                    </w:rPr>
                     <w:t xml:space="preserve">t</w:t>
                   </w:r>
                   <w:r>
                     <w:rPr>
                       <w:rFonts w:ascii="Avenir Next" w:hAnsi="Avenir Next" w:cs="Avenir Next" w:eastAsia="Avenir Next"/>
                       <w:color w:val="1A1A1A"/>
-                      <w:sz w:val="21"/>
+                      <w:sz w:val="22"/>
                       <w:szCs w:val="21"/>
                     </w:rPr>
                     <w:t xml:space="preserve"> + 9</w:t>
@@ -6644,27 +6656,27 @@
                       <w:rFonts w:ascii="Avenir Next" w:hAnsi="Avenir Next" w:cs="Avenir Next" w:eastAsia="Avenir Next"/>
                       <w:b/>
                       <w:color w:val="003A70"/>
+                      <w:sz w:val="22"/>
+                      <w:szCs w:val="21"/>
+                    </w:rPr>
+                    <w:t xml:space="preserve">B</w:t>
+                  </w:r>
+                  <w:r>
+                    <w:rPr>
+                      <w:rFonts w:ascii="Avenir Next" w:hAnsi="Avenir Next" w:cs="Avenir Next" w:eastAsia="Avenir Next"/>
+                      <w:color w:val="1A1A1A"/>
                       <w:sz w:val="21"/>
                       <w:szCs w:val="21"/>
                     </w:rPr>
-                    <w:t xml:space="preserve">B</w:t>
-                  </w:r>
-                  <w:r>
-                    <w:rPr>
-                      <w:rFonts w:ascii="Avenir Next" w:hAnsi="Avenir Next" w:cs="Avenir Next" w:eastAsia="Avenir Next"/>
-                      <w:color w:val="1A1A1A"/>
-                      <w:sz w:val="21"/>
+                    <w:tab/>
+                  </w:r>
+                  <w:r>
+                    <w:rPr>
+                      <w:rFonts w:ascii="Avenir Next" w:hAnsi="Avenir Next" w:cs="Avenir Next" w:eastAsia="Avenir Next"/>
+                      <w:color w:val="1A1A1A"/>
+                      <w:sz w:val="22"/>
                       <w:szCs w:val="21"/>
                     </w:rPr>
-                    <w:tab/>
-                  </w:r>
-                  <w:r>
-                    <w:rPr>
-                      <w:rFonts w:ascii="Avenir Next" w:hAnsi="Avenir Next" w:cs="Avenir Next" w:eastAsia="Avenir Next"/>
-                      <w:color w:val="1A1A1A"/>
-                      <w:sz w:val="21"/>
-                      <w:szCs w:val="21"/>
-                    </w:rPr>
                     <w:t xml:space="preserve">15</w:t>
                   </w:r>
                   <w:r>
@@ -6672,7 +6684,7 @@
                       <w:rFonts w:ascii="Avenir Next" w:hAnsi="Avenir Next" w:cs="Avenir Next" w:eastAsia="Avenir Next"/>
                       <w:i/>
                       <w:color w:val="1A1A1A"/>
-                      <w:sz w:val="21"/>
+                      <w:sz w:val="22"/>
                       <w:szCs w:val="21"/>
                     </w:rPr>
                     <w:t xml:space="preserve">t</w:t>
@@ -6697,44 +6709,44 @@
                       <w:rFonts w:ascii="Avenir Next" w:hAnsi="Avenir Next" w:cs="Avenir Next" w:eastAsia="Avenir Next"/>
                       <w:b/>
                       <w:color w:val="003A70"/>
+                      <w:sz w:val="22"/>
+                      <w:szCs w:val="21"/>
+                    </w:rPr>
+                    <w:t xml:space="preserve">C</w:t>
+                  </w:r>
+                  <w:r>
+                    <w:rPr>
+                      <w:rFonts w:ascii="Avenir Next" w:hAnsi="Avenir Next" w:cs="Avenir Next" w:eastAsia="Avenir Next"/>
+                      <w:color w:val="1A1A1A"/>
                       <w:sz w:val="21"/>
                       <w:szCs w:val="21"/>
                     </w:rPr>
-                    <w:t xml:space="preserve">C</w:t>
-                  </w:r>
-                  <w:r>
-                    <w:rPr>
-                      <w:rFonts w:ascii="Avenir Next" w:hAnsi="Avenir Next" w:cs="Avenir Next" w:eastAsia="Avenir Next"/>
-                      <w:color w:val="1A1A1A"/>
-                      <w:sz w:val="21"/>
+                    <w:tab/>
+                  </w:r>
+                  <w:r>
+                    <w:rPr>
+                      <w:rFonts w:ascii="Avenir Next" w:hAnsi="Avenir Next" w:cs="Avenir Next" w:eastAsia="Avenir Next"/>
+                      <w:color w:val="1A1A1A"/>
+                      <w:sz w:val="22"/>
                       <w:szCs w:val="21"/>
                     </w:rPr>
-                    <w:tab/>
-                  </w:r>
-                  <w:r>
-                    <w:rPr>
-                      <w:rFonts w:ascii="Avenir Next" w:hAnsi="Avenir Next" w:cs="Avenir Next" w:eastAsia="Avenir Next"/>
-                      <w:color w:val="1A1A1A"/>
-                      <w:sz w:val="21"/>
+                    <w:t xml:space="preserve">9(</w:t>
+                  </w:r>
+                  <w:r>
+                    <w:rPr>
+                      <w:rFonts w:ascii="Avenir Next" w:hAnsi="Avenir Next" w:cs="Avenir Next" w:eastAsia="Avenir Next"/>
+                      <w:i/>
+                      <w:color w:val="1A1A1A"/>
+                      <w:sz w:val="22"/>
                       <w:szCs w:val="21"/>
                     </w:rPr>
-                    <w:t xml:space="preserve">9(</w:t>
-                  </w:r>
-                  <w:r>
-                    <w:rPr>
-                      <w:rFonts w:ascii="Avenir Next" w:hAnsi="Avenir Next" w:cs="Avenir Next" w:eastAsia="Avenir Next"/>
-                      <w:i/>
-                      <w:color w:val="1A1A1A"/>
-                      <w:sz w:val="21"/>
-                      <w:szCs w:val="21"/>
-                    </w:rPr>
                     <w:t xml:space="preserve">t</w:t>
                   </w:r>
                   <w:r>
                     <w:rPr>
                       <w:rFonts w:ascii="Avenir Next" w:hAnsi="Avenir Next" w:cs="Avenir Next" w:eastAsia="Avenir Next"/>
                       <w:color w:val="1A1A1A"/>
-                      <w:sz w:val="21"/>
+                      <w:sz w:val="22"/>
                       <w:szCs w:val="21"/>
                     </w:rPr>
                     <w:t xml:space="preserve"> + 6)</w:t>
@@ -6759,44 +6771,44 @@
                       <w:rFonts w:ascii="Avenir Next" w:hAnsi="Avenir Next" w:cs="Avenir Next" w:eastAsia="Avenir Next"/>
                       <w:b/>
                       <w:color w:val="003A70"/>
+                      <w:sz w:val="22"/>
+                      <w:szCs w:val="21"/>
+                    </w:rPr>
+                    <w:t xml:space="preserve">D</w:t>
+                  </w:r>
+                  <w:r>
+                    <w:rPr>
+                      <w:rFonts w:ascii="Avenir Next" w:hAnsi="Avenir Next" w:cs="Avenir Next" w:eastAsia="Avenir Next"/>
+                      <w:color w:val="1A1A1A"/>
                       <w:sz w:val="21"/>
                       <w:szCs w:val="21"/>
                     </w:rPr>
-                    <w:t xml:space="preserve">D</w:t>
-                  </w:r>
-                  <w:r>
-                    <w:rPr>
-                      <w:rFonts w:ascii="Avenir Next" w:hAnsi="Avenir Next" w:cs="Avenir Next" w:eastAsia="Avenir Next"/>
-                      <w:color w:val="1A1A1A"/>
-                      <w:sz w:val="21"/>
+                    <w:tab/>
+                  </w:r>
+                  <w:r>
+                    <w:rPr>
+                      <w:rFonts w:ascii="Avenir Next" w:hAnsi="Avenir Next" w:cs="Avenir Next" w:eastAsia="Avenir Next"/>
+                      <w:color w:val="1A1A1A"/>
+                      <w:sz w:val="22"/>
                       <w:szCs w:val="21"/>
                     </w:rPr>
-                    <w:tab/>
-                  </w:r>
-                  <w:r>
-                    <w:rPr>
-                      <w:rFonts w:ascii="Avenir Next" w:hAnsi="Avenir Next" w:cs="Avenir Next" w:eastAsia="Avenir Next"/>
-                      <w:color w:val="1A1A1A"/>
-                      <w:sz w:val="21"/>
+                    <w:t xml:space="preserve">9</w:t>
+                  </w:r>
+                  <w:r>
+                    <w:rPr>
+                      <w:rFonts w:ascii="Avenir Next" w:hAnsi="Avenir Next" w:cs="Avenir Next" w:eastAsia="Avenir Next"/>
+                      <w:i/>
+                      <w:color w:val="1A1A1A"/>
+                      <w:sz w:val="22"/>
                       <w:szCs w:val="21"/>
                     </w:rPr>
-                    <w:t xml:space="preserve">9</w:t>
-                  </w:r>
-                  <w:r>
-                    <w:rPr>
-                      <w:rFonts w:ascii="Avenir Next" w:hAnsi="Avenir Next" w:cs="Avenir Next" w:eastAsia="Avenir Next"/>
-                      <w:i/>
-                      <w:color w:val="1A1A1A"/>
-                      <w:sz w:val="21"/>
-                      <w:szCs w:val="21"/>
-                    </w:rPr>
                     <w:t xml:space="preserve">t</w:t>
                   </w:r>
                   <w:r>
                     <w:rPr>
                       <w:rFonts w:ascii="Avenir Next" w:hAnsi="Avenir Next" w:cs="Avenir Next" w:eastAsia="Avenir Next"/>
                       <w:color w:val="1A1A1A"/>
-                      <w:sz w:val="21"/>
+                      <w:sz w:val="22"/>
                       <w:szCs w:val="21"/>
                     </w:rPr>
                     <w:t xml:space="preserve"> + 6</w:t>
@@ -6862,6 +6874,7 @@
           </w:tcPr>
           <w:p>
             <w:pPr>
+              <w:pStyle w:val="Heading2"/>
               <w:spacing w:before="0" w:after="0" w:line="240" w:lineRule="auto"/>
             </w:pPr>
             <w:r>
@@ -6899,7 +6912,7 @@
               <w:rPr>
                 <w:rFonts w:ascii="Avenir Next" w:hAnsi="Avenir Next" w:cs="Avenir Next" w:eastAsia="Avenir Next"/>
                 <w:color w:val="1A1A1A"/>
-                <w:sz w:val="17"/>
+                <w:sz w:val="22"/>
                 <w:szCs w:val="17"/>
               </w:rPr>
               <w:t xml:space="preserve">  I can do this on my own</w:t>
@@ -6928,7 +6941,7 @@
               <w:rPr>
                 <w:rFonts w:ascii="Avenir Next" w:hAnsi="Avenir Next" w:cs="Avenir Next" w:eastAsia="Avenir Next"/>
                 <w:color w:val="1A1A1A"/>
-                <w:sz w:val="17"/>
+                <w:sz w:val="22"/>
                 <w:szCs w:val="17"/>
               </w:rPr>
               <w:t xml:space="preserve">  I need a little help</w:t>
@@ -6957,7 +6970,7 @@
               <w:rPr>
                 <w:rFonts w:ascii="Avenir Next" w:hAnsi="Avenir Next" w:cs="Avenir Next" w:eastAsia="Avenir Next"/>
                 <w:color w:val="1A1A1A"/>
-                <w:sz w:val="17"/>
+                <w:sz w:val="22"/>
                 <w:szCs w:val="17"/>
               </w:rPr>
               <w:t xml:space="preserve">  I have a question about #</w:t>
@@ -7064,7 +7077,106 @@
               <w:sz w:val="15"/>
               <w:szCs w:val="15"/>
             </w:rPr>
-            <w:t xml:space="preserve">Lesson 6-5  ·  Homework Packet  ·  Level 1</w:t>
+            <w:t xml:space="preserve">6-5 · Page </w:t>
+          </w:r>
+          <w:r>
+            <w:rPr>
+              <w:rFonts w:ascii="Avenir Next" w:hAnsi="Avenir Next" w:cs="Avenir Next" w:eastAsia="Avenir Next"/>
+              <w:color w:val="5A5F66"/>
+              <w:sz w:val="15"/>
+              <w:szCs w:val="15"/>
+            </w:rPr>
+            <w:fldChar w:fldCharType="begin"/>
+          </w:r>
+          <w:r>
+            <w:rPr>
+              <w:rFonts w:ascii="Avenir Next" w:hAnsi="Avenir Next" w:cs="Avenir Next" w:eastAsia="Avenir Next"/>
+              <w:color w:val="5A5F66"/>
+              <w:sz w:val="15"/>
+              <w:szCs w:val="15"/>
+            </w:rPr>
+            <w:instrText xml:space="preserve"> PAGE </w:instrText>
+          </w:r>
+          <w:r>
+            <w:rPr>
+              <w:rFonts w:ascii="Avenir Next" w:hAnsi="Avenir Next" w:cs="Avenir Next" w:eastAsia="Avenir Next"/>
+              <w:color w:val="5A5F66"/>
+              <w:sz w:val="15"/>
+              <w:szCs w:val="15"/>
+            </w:rPr>
+            <w:fldChar w:fldCharType="separate"/>
+          </w:r>
+          <w:r>
+            <w:rPr>
+              <w:rFonts w:ascii="Avenir Next" w:hAnsi="Avenir Next" w:cs="Avenir Next" w:eastAsia="Avenir Next"/>
+              <w:color w:val="5A5F66"/>
+              <w:sz w:val="15"/>
+              <w:szCs w:val="15"/>
+            </w:rPr>
+            <w:t xml:space="preserve">1</w:t>
+          </w:r>
+          <w:r>
+            <w:rPr>
+              <w:rFonts w:ascii="Avenir Next" w:hAnsi="Avenir Next" w:cs="Avenir Next" w:eastAsia="Avenir Next"/>
+              <w:color w:val="5A5F66"/>
+              <w:sz w:val="15"/>
+              <w:szCs w:val="15"/>
+            </w:rPr>
+            <w:fldChar w:fldCharType="end"/>
+          </w:r>
+          <w:r>
+            <w:rPr>
+              <w:rFonts w:ascii="Avenir Next" w:hAnsi="Avenir Next" w:cs="Avenir Next" w:eastAsia="Avenir Next"/>
+              <w:color w:val="5A5F66"/>
+              <w:sz w:val="15"/>
+              <w:szCs w:val="15"/>
+            </w:rPr>
+            <w:t xml:space="preserve"> of </w:t>
+          </w:r>
+          <w:r>
+            <w:rPr>
+              <w:rFonts w:ascii="Avenir Next" w:hAnsi="Avenir Next" w:cs="Avenir Next" w:eastAsia="Avenir Next"/>
+              <w:color w:val="5A5F66"/>
+              <w:sz w:val="15"/>
+              <w:szCs w:val="15"/>
+            </w:rPr>
+            <w:fldChar w:fldCharType="begin"/>
+          </w:r>
+          <w:r>
+            <w:rPr>
+              <w:rFonts w:ascii="Avenir Next" w:hAnsi="Avenir Next" w:cs="Avenir Next" w:eastAsia="Avenir Next"/>
+              <w:color w:val="5A5F66"/>
+              <w:sz w:val="15"/>
+              <w:szCs w:val="15"/>
+            </w:rPr>
+            <w:instrText xml:space="preserve"> NUMPAGES </w:instrText>
+          </w:r>
+          <w:r>
+            <w:rPr>
+              <w:rFonts w:ascii="Avenir Next" w:hAnsi="Avenir Next" w:cs="Avenir Next" w:eastAsia="Avenir Next"/>
+              <w:color w:val="5A5F66"/>
+              <w:sz w:val="15"/>
+              <w:szCs w:val="15"/>
+            </w:rPr>
+            <w:fldChar w:fldCharType="separate"/>
+          </w:r>
+          <w:r>
+            <w:rPr>
+              <w:rFonts w:ascii="Avenir Next" w:hAnsi="Avenir Next" w:cs="Avenir Next" w:eastAsia="Avenir Next"/>
+              <w:color w:val="5A5F66"/>
+              <w:sz w:val="15"/>
+              <w:szCs w:val="15"/>
+            </w:rPr>
+            <w:t xml:space="preserve">1</w:t>
+          </w:r>
+          <w:r>
+            <w:rPr>
+              <w:rFonts w:ascii="Avenir Next" w:hAnsi="Avenir Next" w:cs="Avenir Next" w:eastAsia="Avenir Next"/>
+              <w:color w:val="5A5F66"/>
+              <w:sz w:val="15"/>
+              <w:szCs w:val="15"/>
+            </w:rPr>
+            <w:fldChar w:fldCharType="end"/>
           </w:r>
         </w:p>
       </w:tc>
@@ -7107,5 +7219,23 @@
       </w:tblCellMar>
     </w:tblPr>
   </w:style>
+  <w:style w:type="paragraph" w:styleId="Heading1">
+    <w:name w:val="heading 1"/>
+    <w:basedOn w:val="Normal"/>
+    <w:pPr>
+      <w:outlineLvl w:val="0"/>
+      <w:keepNext w:val="0"/>
+      <w:keepLines w:val="0"/>
+    </w:pPr>
+  </w:style>
+  <w:style w:type="paragraph" w:styleId="Heading2">
+    <w:name w:val="heading 2"/>
+    <w:basedOn w:val="Normal"/>
+    <w:pPr>
+      <w:outlineLvl w:val="1"/>
+      <w:keepNext w:val="0"/>
+      <w:keepLines w:val="0"/>
+    </w:pPr>
+  </w:style>
 </w:styles>
 </file>